--- a/lessons/5-3/downloads/reveal/teacher/5.3-homework-packet.docx
+++ b/lessons/5-3/downloads/reveal/teacher/5.3-homework-packet.docx
@@ -15,10 +15,28 @@
         <w:rPr>
           <w:rFonts w:ascii="Avenir Next" w:hAnsi="Avenir Next" w:cs="Avenir Next" w:eastAsia="Avenir Next"/>
           <w:color w:val="1A1A1A"/>
+          <w:sz w:val="22"/>
+          <w:szCs w:val="20"/>
+        </w:rPr>
+        <w:t xml:space="preserve">Name</w:t>
+      </w:r>
+      <w:r>
+        <w:rPr>
+          <w:rFonts w:ascii="Avenir Next" w:hAnsi="Avenir Next" w:cs="Avenir Next" w:eastAsia="Avenir Next"/>
+          <w:color w:val="1A1A1A"/>
           <w:sz w:val="20"/>
           <w:szCs w:val="20"/>
         </w:rPr>
-        <w:t xml:space="preserve">Name</w:t>
+        <w:tab/>
+      </w:r>
+      <w:r>
+        <w:rPr>
+          <w:rFonts w:ascii="Avenir Next" w:hAnsi="Avenir Next" w:cs="Avenir Next" w:eastAsia="Avenir Next"/>
+          <w:color w:val="1A1A1A"/>
+          <w:sz w:val="22"/>
+          <w:szCs w:val="20"/>
+        </w:rPr>
+        <w:t xml:space="preserve">   Date</w:t>
       </w:r>
       <w:r>
         <w:rPr>
@@ -33,25 +51,7 @@
         <w:rPr>
           <w:rFonts w:ascii="Avenir Next" w:hAnsi="Avenir Next" w:cs="Avenir Next" w:eastAsia="Avenir Next"/>
           <w:color w:val="1A1A1A"/>
-          <w:sz w:val="20"/>
-          <w:szCs w:val="20"/>
-        </w:rPr>
-        <w:t xml:space="preserve">   Date</w:t>
-      </w:r>
-      <w:r>
-        <w:rPr>
-          <w:rFonts w:ascii="Avenir Next" w:hAnsi="Avenir Next" w:cs="Avenir Next" w:eastAsia="Avenir Next"/>
-          <w:color w:val="1A1A1A"/>
-          <w:sz w:val="20"/>
-          <w:szCs w:val="20"/>
-        </w:rPr>
-        <w:tab/>
-      </w:r>
-      <w:r>
-        <w:rPr>
-          <w:rFonts w:ascii="Avenir Next" w:hAnsi="Avenir Next" w:cs="Avenir Next" w:eastAsia="Avenir Next"/>
-          <w:color w:val="1A1A1A"/>
-          <w:sz w:val="20"/>
+          <w:sz w:val="22"/>
           <w:szCs w:val="20"/>
         </w:rPr>
         <w:t xml:space="preserve">   Period</w:t>
@@ -78,7 +78,7 @@
           <w:caps/>
           <w:color w:val="003A70"/>
           <w:spacing w:val="12"/>
-          <w:sz w:val="19"/>
+          <w:sz w:val="22"/>
           <w:szCs w:val="19"/>
         </w:rPr>
         <w:t xml:space="preserve">Lesson 5-3  ·  Homework Packet  ·  Sheet 1 of 2</w:t>
@@ -86,6 +86,7 @@
     </w:p>
     <w:p>
       <w:pPr>
+        <w:pStyle w:val="Heading1"/>
         <w:keepNext/>
         <w:spacing w:before="0" w:after="0" w:line="240" w:lineRule="auto"/>
       </w:pPr>
@@ -111,7 +112,7 @@
         <w:rPr>
           <w:rFonts w:ascii="Avenir Next" w:hAnsi="Avenir Next" w:cs="Avenir Next" w:eastAsia="Avenir Next"/>
           <w:color w:val="5A5F66"/>
-          <w:sz w:val="17"/>
+          <w:sz w:val="22"/>
           <w:szCs w:val="17"/>
         </w:rPr>
         <w:t xml:space="preserve">Maryland Standard 6.G.A.1   ·   Learning target — I can find the area of a trapezoid by decomposing it into a rectangle and triangles.</w:t>
@@ -158,6 +159,7 @@
           </w:tcPr>
           <w:p>
             <w:pPr>
+              <w:pStyle w:val="Heading2"/>
               <w:spacing w:before="0" w:after="0" w:line="240" w:lineRule="auto"/>
             </w:pPr>
             <w:r>
@@ -185,35 +187,35 @@
                 <w:rFonts w:ascii="Avenir Next" w:hAnsi="Avenir Next" w:cs="Avenir Next" w:eastAsia="Avenir Next"/>
                 <w:b/>
                 <w:color w:val="003A70"/>
+                <w:sz w:val="22"/>
+                <w:szCs w:val="18"/>
+              </w:rPr>
+              <w:t xml:space="preserve">•</w:t>
+            </w:r>
+            <w:r>
+              <w:rPr>
+                <w:rFonts w:ascii="Avenir Next" w:hAnsi="Avenir Next" w:cs="Avenir Next" w:eastAsia="Avenir Next"/>
+                <w:color w:val="1A1A1A"/>
                 <w:sz w:val="18"/>
                 <w:szCs w:val="18"/>
               </w:rPr>
-              <w:t xml:space="preserve">•</w:t>
-            </w:r>
-            <w:r>
-              <w:rPr>
-                <w:rFonts w:ascii="Avenir Next" w:hAnsi="Avenir Next" w:cs="Avenir Next" w:eastAsia="Avenir Next"/>
-                <w:color w:val="1A1A1A"/>
-                <w:sz w:val="18"/>
+              <w:tab/>
+            </w:r>
+            <w:r>
+              <w:rPr>
+                <w:rFonts w:ascii="Avenir Next" w:hAnsi="Avenir Next" w:cs="Avenir Next" w:eastAsia="Avenir Next"/>
+                <w:b/>
+                <w:color w:val="1A1A1A"/>
+                <w:sz w:val="22"/>
                 <w:szCs w:val="18"/>
               </w:rPr>
-              <w:tab/>
-            </w:r>
-            <w:r>
-              <w:rPr>
-                <w:rFonts w:ascii="Avenir Next" w:hAnsi="Avenir Next" w:cs="Avenir Next" w:eastAsia="Avenir Next"/>
-                <w:b/>
-                <w:color w:val="1A1A1A"/>
-                <w:sz w:val="18"/>
-                <w:szCs w:val="18"/>
-              </w:rPr>
               <w:t xml:space="preserve">Decompose</w:t>
             </w:r>
             <w:r>
               <w:rPr>
                 <w:rFonts w:ascii="Avenir Next" w:hAnsi="Avenir Next" w:cs="Avenir Next" w:eastAsia="Avenir Next"/>
                 <w:color w:val="1A1A1A"/>
-                <w:sz w:val="18"/>
+                <w:sz w:val="22"/>
                 <w:szCs w:val="18"/>
               </w:rPr>
               <w:t xml:space="preserve"> a trapezoid into a rectangle and one or two triangles.</w:t>
@@ -232,44 +234,44 @@
                 <w:rFonts w:ascii="Avenir Next" w:hAnsi="Avenir Next" w:cs="Avenir Next" w:eastAsia="Avenir Next"/>
                 <w:b/>
                 <w:color w:val="003A70"/>
+                <w:sz w:val="22"/>
+                <w:szCs w:val="18"/>
+              </w:rPr>
+              <w:t xml:space="preserve">•</w:t>
+            </w:r>
+            <w:r>
+              <w:rPr>
+                <w:rFonts w:ascii="Avenir Next" w:hAnsi="Avenir Next" w:cs="Avenir Next" w:eastAsia="Avenir Next"/>
+                <w:color w:val="1A1A1A"/>
                 <w:sz w:val="18"/>
                 <w:szCs w:val="18"/>
               </w:rPr>
-              <w:t xml:space="preserve">•</w:t>
-            </w:r>
-            <w:r>
-              <w:rPr>
-                <w:rFonts w:ascii="Avenir Next" w:hAnsi="Avenir Next" w:cs="Avenir Next" w:eastAsia="Avenir Next"/>
-                <w:color w:val="1A1A1A"/>
-                <w:sz w:val="18"/>
+              <w:tab/>
+            </w:r>
+            <w:r>
+              <w:rPr>
+                <w:rFonts w:ascii="Avenir Next" w:hAnsi="Avenir Next" w:cs="Avenir Next" w:eastAsia="Avenir Next"/>
+                <w:color w:val="1A1A1A"/>
+                <w:sz w:val="22"/>
                 <w:szCs w:val="18"/>
               </w:rPr>
-              <w:tab/>
-            </w:r>
-            <w:r>
-              <w:rPr>
-                <w:rFonts w:ascii="Avenir Next" w:hAnsi="Avenir Next" w:cs="Avenir Next" w:eastAsia="Avenir Next"/>
-                <w:color w:val="1A1A1A"/>
-                <w:sz w:val="18"/>
+              <w:t xml:space="preserve">Find the area of each piece, then </w:t>
+            </w:r>
+            <w:r>
+              <w:rPr>
+                <w:rFonts w:ascii="Avenir Next" w:hAnsi="Avenir Next" w:cs="Avenir Next" w:eastAsia="Avenir Next"/>
+                <w:b/>
+                <w:color w:val="1A1A1A"/>
+                <w:sz w:val="22"/>
                 <w:szCs w:val="18"/>
               </w:rPr>
-              <w:t xml:space="preserve">Find the area of each piece, then </w:t>
-            </w:r>
-            <w:r>
-              <w:rPr>
-                <w:rFonts w:ascii="Avenir Next" w:hAnsi="Avenir Next" w:cs="Avenir Next" w:eastAsia="Avenir Next"/>
-                <w:b/>
-                <w:color w:val="1A1A1A"/>
-                <w:sz w:val="18"/>
-                <w:szCs w:val="18"/>
-              </w:rPr>
               <w:t xml:space="preserve">add</w:t>
             </w:r>
             <w:r>
               <w:rPr>
                 <w:rFonts w:ascii="Avenir Next" w:hAnsi="Avenir Next" w:cs="Avenir Next" w:eastAsia="Avenir Next"/>
                 <w:color w:val="1A1A1A"/>
-                <w:sz w:val="18"/>
+                <w:sz w:val="22"/>
                 <w:szCs w:val="18"/>
               </w:rPr>
               <w:t xml:space="preserve"> the areas.</w:t>
@@ -288,44 +290,44 @@
                 <w:rFonts w:ascii="Avenir Next" w:hAnsi="Avenir Next" w:cs="Avenir Next" w:eastAsia="Avenir Next"/>
                 <w:b/>
                 <w:color w:val="003A70"/>
+                <w:sz w:val="22"/>
+                <w:szCs w:val="18"/>
+              </w:rPr>
+              <w:t xml:space="preserve">•</w:t>
+            </w:r>
+            <w:r>
+              <w:rPr>
+                <w:rFonts w:ascii="Avenir Next" w:hAnsi="Avenir Next" w:cs="Avenir Next" w:eastAsia="Avenir Next"/>
+                <w:color w:val="1A1A1A"/>
                 <w:sz w:val="18"/>
                 <w:szCs w:val="18"/>
               </w:rPr>
-              <w:t xml:space="preserve">•</w:t>
-            </w:r>
-            <w:r>
-              <w:rPr>
-                <w:rFonts w:ascii="Avenir Next" w:hAnsi="Avenir Next" w:cs="Avenir Next" w:eastAsia="Avenir Next"/>
-                <w:color w:val="1A1A1A"/>
-                <w:sz w:val="18"/>
+              <w:tab/>
+            </w:r>
+            <w:r>
+              <w:rPr>
+                <w:rFonts w:ascii="Avenir Next" w:hAnsi="Avenir Next" w:cs="Avenir Next" w:eastAsia="Avenir Next"/>
+                <w:color w:val="1A1A1A"/>
+                <w:sz w:val="22"/>
                 <w:szCs w:val="18"/>
               </w:rPr>
-              <w:tab/>
-            </w:r>
-            <w:r>
-              <w:rPr>
-                <w:rFonts w:ascii="Avenir Next" w:hAnsi="Avenir Next" w:cs="Avenir Next" w:eastAsia="Avenir Next"/>
-                <w:color w:val="1A1A1A"/>
-                <w:sz w:val="18"/>
+              <w:t xml:space="preserve">When you cut off a rectangle, the triangle bases together equal the </w:t>
+            </w:r>
+            <w:r>
+              <w:rPr>
+                <w:rFonts w:ascii="Avenir Next" w:hAnsi="Avenir Next" w:cs="Avenir Next" w:eastAsia="Avenir Next"/>
+                <w:b/>
+                <w:color w:val="1A1A1A"/>
+                <w:sz w:val="22"/>
                 <w:szCs w:val="18"/>
               </w:rPr>
-              <w:t xml:space="preserve">When you cut off a rectangle, the triangle bases together equal the </w:t>
-            </w:r>
-            <w:r>
-              <w:rPr>
-                <w:rFonts w:ascii="Avenir Next" w:hAnsi="Avenir Next" w:cs="Avenir Next" w:eastAsia="Avenir Next"/>
-                <w:b/>
-                <w:color w:val="1A1A1A"/>
-                <w:sz w:val="18"/>
-                <w:szCs w:val="18"/>
-              </w:rPr>
               <w:t xml:space="preserve">difference</w:t>
             </w:r>
             <w:r>
               <w:rPr>
                 <w:rFonts w:ascii="Avenir Next" w:hAnsi="Avenir Next" w:cs="Avenir Next" w:eastAsia="Avenir Next"/>
                 <w:color w:val="1A1A1A"/>
-                <w:sz w:val="18"/>
+                <w:sz w:val="22"/>
                 <w:szCs w:val="18"/>
               </w:rPr>
               <w:t xml:space="preserve"> of the two parallel sides.</w:t>
@@ -340,6 +342,7 @@
           </w:tcPr>
           <w:p>
             <w:pPr>
+              <w:pStyle w:val="Heading2"/>
               <w:spacing w:before="0" w:after="0" w:line="240" w:lineRule="auto"/>
             </w:pPr>
             <w:r>
@@ -362,10 +365,10 @@
               <w:rPr>
                 <w:rFonts w:ascii="Avenir Next" w:hAnsi="Avenir Next" w:cs="Avenir Next" w:eastAsia="Avenir Next"/>
                 <w:color w:val="1A1A1A"/>
-                <w:sz w:val="17"/>
+                <w:sz w:val="22"/>
                 <w:szCs w:val="17"/>
               </w:rPr>
-              <w:t xml:space="preserve">Parallel sides 6 m and 12 m, height 5 m. Find the area.</w:t>
+              <w:t xml:space="preserve">An isosceles trapezoid has parallel sides 6 m and 12 m and height 5 m. Find the area.</w:t>
             </w:r>
           </w:p>
           <w:p>
@@ -381,25 +384,25 @@
                 <w:rFonts w:ascii="Avenir Next" w:hAnsi="Avenir Next" w:cs="Avenir Next" w:eastAsia="Avenir Next"/>
                 <w:b/>
                 <w:color w:val="003A70"/>
+                <w:sz w:val="22"/>
+                <w:szCs w:val="17"/>
+              </w:rPr>
+              <w:t xml:space="preserve">Step 1</w:t>
+            </w:r>
+            <w:r>
+              <w:rPr>
+                <w:rFonts w:ascii="Avenir Next" w:hAnsi="Avenir Next" w:cs="Avenir Next" w:eastAsia="Avenir Next"/>
+                <w:color w:val="1A1A1A"/>
                 <w:sz w:val="17"/>
                 <w:szCs w:val="17"/>
               </w:rPr>
-              <w:t xml:space="preserve">Step 1</w:t>
-            </w:r>
-            <w:r>
-              <w:rPr>
-                <w:rFonts w:ascii="Avenir Next" w:hAnsi="Avenir Next" w:cs="Avenir Next" w:eastAsia="Avenir Next"/>
-                <w:color w:val="1A1A1A"/>
-                <w:sz w:val="17"/>
-                <w:szCs w:val="17"/>
-              </w:rPr>
               <w:tab/>
             </w:r>
             <w:r>
               <w:rPr>
                 <w:rFonts w:ascii="Avenir Next" w:hAnsi="Avenir Next" w:cs="Avenir Next" w:eastAsia="Avenir Next"/>
                 <w:color w:val="1A1A1A"/>
-                <w:sz w:val="17"/>
+                <w:sz w:val="22"/>
                 <w:szCs w:val="17"/>
               </w:rPr>
               <w:t xml:space="preserve">Rectangle: 6 × 5 = 30</w:t>
@@ -418,25 +421,25 @@
                 <w:rFonts w:ascii="Avenir Next" w:hAnsi="Avenir Next" w:cs="Avenir Next" w:eastAsia="Avenir Next"/>
                 <w:b/>
                 <w:color w:val="003A70"/>
+                <w:sz w:val="22"/>
+                <w:szCs w:val="17"/>
+              </w:rPr>
+              <w:t xml:space="preserve">Step 2</w:t>
+            </w:r>
+            <w:r>
+              <w:rPr>
+                <w:rFonts w:ascii="Avenir Next" w:hAnsi="Avenir Next" w:cs="Avenir Next" w:eastAsia="Avenir Next"/>
+                <w:color w:val="1A1A1A"/>
                 <w:sz w:val="17"/>
                 <w:szCs w:val="17"/>
               </w:rPr>
-              <w:t xml:space="preserve">Step 2</w:t>
-            </w:r>
-            <w:r>
-              <w:rPr>
-                <w:rFonts w:ascii="Avenir Next" w:hAnsi="Avenir Next" w:cs="Avenir Next" w:eastAsia="Avenir Next"/>
-                <w:color w:val="1A1A1A"/>
-                <w:sz w:val="17"/>
-                <w:szCs w:val="17"/>
-              </w:rPr>
               <w:tab/>
             </w:r>
             <w:r>
               <w:rPr>
                 <w:rFonts w:ascii="Avenir Next" w:hAnsi="Avenir Next" w:cs="Avenir Next" w:eastAsia="Avenir Next"/>
                 <w:color w:val="1A1A1A"/>
-                <w:sz w:val="17"/>
+                <w:sz w:val="22"/>
                 <w:szCs w:val="17"/>
               </w:rPr>
               <w:t xml:space="preserve">Triangle bases: (12 − 6) ÷ 2 = 3 m each</w:t>
@@ -455,25 +458,25 @@
                 <w:rFonts w:ascii="Avenir Next" w:hAnsi="Avenir Next" w:cs="Avenir Next" w:eastAsia="Avenir Next"/>
                 <w:b/>
                 <w:color w:val="003A70"/>
+                <w:sz w:val="22"/>
+                <w:szCs w:val="17"/>
+              </w:rPr>
+              <w:t xml:space="preserve">Step 3</w:t>
+            </w:r>
+            <w:r>
+              <w:rPr>
+                <w:rFonts w:ascii="Avenir Next" w:hAnsi="Avenir Next" w:cs="Avenir Next" w:eastAsia="Avenir Next"/>
+                <w:color w:val="1A1A1A"/>
                 <w:sz w:val="17"/>
                 <w:szCs w:val="17"/>
               </w:rPr>
-              <w:t xml:space="preserve">Step 3</w:t>
-            </w:r>
-            <w:r>
-              <w:rPr>
-                <w:rFonts w:ascii="Avenir Next" w:hAnsi="Avenir Next" w:cs="Avenir Next" w:eastAsia="Avenir Next"/>
-                <w:color w:val="1A1A1A"/>
-                <w:sz w:val="17"/>
-                <w:szCs w:val="17"/>
-              </w:rPr>
               <w:tab/>
             </w:r>
             <w:r>
               <w:rPr>
                 <w:rFonts w:ascii="Avenir Next" w:hAnsi="Avenir Next" w:cs="Avenir Next" w:eastAsia="Avenir Next"/>
                 <w:color w:val="1A1A1A"/>
-                <w:sz w:val="17"/>
+                <w:sz w:val="22"/>
                 <w:szCs w:val="17"/>
               </w:rPr>
               <w:t xml:space="preserve">Triangles: 2 × (½ × 3 × 5) = 15</w:t>
@@ -492,25 +495,25 @@
                 <w:rFonts w:ascii="Avenir Next" w:hAnsi="Avenir Next" w:cs="Avenir Next" w:eastAsia="Avenir Next"/>
                 <w:b/>
                 <w:color w:val="003A70"/>
+                <w:sz w:val="22"/>
+                <w:szCs w:val="17"/>
+              </w:rPr>
+              <w:t xml:space="preserve">Step 4</w:t>
+            </w:r>
+            <w:r>
+              <w:rPr>
+                <w:rFonts w:ascii="Avenir Next" w:hAnsi="Avenir Next" w:cs="Avenir Next" w:eastAsia="Avenir Next"/>
+                <w:color w:val="1A1A1A"/>
                 <w:sz w:val="17"/>
                 <w:szCs w:val="17"/>
               </w:rPr>
-              <w:t xml:space="preserve">Step 4</w:t>
-            </w:r>
-            <w:r>
-              <w:rPr>
-                <w:rFonts w:ascii="Avenir Next" w:hAnsi="Avenir Next" w:cs="Avenir Next" w:eastAsia="Avenir Next"/>
-                <w:color w:val="1A1A1A"/>
-                <w:sz w:val="17"/>
-                <w:szCs w:val="17"/>
-              </w:rPr>
               <w:tab/>
             </w:r>
             <w:r>
               <w:rPr>
                 <w:rFonts w:ascii="Avenir Next" w:hAnsi="Avenir Next" w:cs="Avenir Next" w:eastAsia="Avenir Next"/>
                 <w:color w:val="1A1A1A"/>
-                <w:sz w:val="17"/>
+                <w:sz w:val="22"/>
                 <w:szCs w:val="17"/>
               </w:rPr>
               <w:t xml:space="preserve">Add: 30 + 15 = 45</w:t>
@@ -529,18 +532,18 @@
                 <w:rFonts w:ascii="Avenir Next" w:hAnsi="Avenir Next" w:cs="Avenir Next" w:eastAsia="Avenir Next"/>
                 <w:b/>
                 <w:color w:val="1A1A1A"/>
+                <w:sz w:val="22"/>
+                <w:szCs w:val="17"/>
+              </w:rPr>
+              <w:t xml:space="preserve">Answer</w:t>
+            </w:r>
+            <w:r>
+              <w:rPr>
+                <w:rFonts w:ascii="Avenir Next" w:hAnsi="Avenir Next" w:cs="Avenir Next" w:eastAsia="Avenir Next"/>
+                <w:color w:val="1A1A1A"/>
                 <w:sz w:val="17"/>
                 <w:szCs w:val="17"/>
               </w:rPr>
-              <w:t xml:space="preserve">Answer</w:t>
-            </w:r>
-            <w:r>
-              <w:rPr>
-                <w:rFonts w:ascii="Avenir Next" w:hAnsi="Avenir Next" w:cs="Avenir Next" w:eastAsia="Avenir Next"/>
-                <w:color w:val="1A1A1A"/>
-                <w:sz w:val="17"/>
-                <w:szCs w:val="17"/>
-              </w:rPr>
               <w:tab/>
             </w:r>
             <w:r>
@@ -548,7 +551,7 @@
                 <w:rFonts w:ascii="Avenir Next" w:hAnsi="Avenir Next" w:cs="Avenir Next" w:eastAsia="Avenir Next"/>
                 <w:b/>
                 <w:color w:val="1A1A1A"/>
-                <w:sz w:val="17"/>
+                <w:sz w:val="22"/>
                 <w:szCs w:val="17"/>
               </w:rPr>
               <w:t xml:space="preserve">45 m²</w:t>
@@ -559,6 +562,7 @@
     </w:tbl>
     <w:p>
       <w:pPr>
+        <w:pStyle w:val="Heading2"/>
         <w:keepNext/>
         <w:pBdr>
           <w:bottom w:val="single" w:sz="8" w:space="3" w:color="003A70"/>
@@ -574,7 +578,7 @@
           <w:b/>
           <w:color w:val="003A70"/>
           <w:spacing w:val="14"/>
-          <w:sz w:val="19"/>
+          <w:sz w:val="22"/>
           <w:szCs w:val="19"/>
         </w:rPr>
         <w:t xml:space="preserve">PRACTICE</w:t>
@@ -593,7 +597,7 @@
           <w:rFonts w:ascii="Avenir Next" w:hAnsi="Avenir Next" w:cs="Avenir Next" w:eastAsia="Avenir Next"/>
           <w:i/>
           <w:color w:val="5A5F66"/>
-          <w:sz w:val="17"/>
+          <w:sz w:val="22"/>
           <w:szCs w:val="17"/>
         </w:rPr>
         <w:t xml:space="preserve">show your work · label units</w:t>
@@ -652,25 +656,25 @@
                 <w:rFonts w:ascii="Avenir Next" w:hAnsi="Avenir Next" w:cs="Avenir Next" w:eastAsia="Avenir Next"/>
                 <w:b/>
                 <w:color w:val="1A1A1A"/>
+                <w:sz w:val="22"/>
+                <w:szCs w:val="20"/>
+              </w:rPr>
+              <w:t xml:space="preserve">1.</w:t>
+            </w:r>
+            <w:r>
+              <w:rPr>
+                <w:rFonts w:ascii="Avenir Next" w:hAnsi="Avenir Next" w:cs="Avenir Next" w:eastAsia="Avenir Next"/>
+                <w:color w:val="1A1A1A"/>
                 <w:sz w:val="20"/>
                 <w:szCs w:val="20"/>
               </w:rPr>
-              <w:t xml:space="preserve">1.</w:t>
-            </w:r>
-            <w:r>
-              <w:rPr>
-                <w:rFonts w:ascii="Avenir Next" w:hAnsi="Avenir Next" w:cs="Avenir Next" w:eastAsia="Avenir Next"/>
-                <w:color w:val="1A1A1A"/>
-                <w:sz w:val="20"/>
-                <w:szCs w:val="20"/>
-              </w:rPr>
               <w:tab/>
             </w:r>
             <w:r>
               <w:rPr>
                 <w:rFonts w:ascii="Avenir Next" w:hAnsi="Avenir Next" w:cs="Avenir Next" w:eastAsia="Avenir Next"/>
                 <w:color w:val="1A1A1A"/>
-                <w:sz w:val="20"/>
+                <w:sz w:val="22"/>
                 <w:szCs w:val="20"/>
               </w:rPr>
               <w:t xml:space="preserve">The trapezoid is cut into a rectangle and two matching triangles.</w:t>
@@ -690,10 +694,28 @@
                 <w:rFonts w:ascii="Avenir Next" w:hAnsi="Avenir Next" w:cs="Avenir Next" w:eastAsia="Avenir Next"/>
                 <w:b/>
                 <w:color w:val="003A70"/>
+                <w:sz w:val="22"/>
+                <w:szCs w:val="20"/>
+              </w:rPr>
+              <w:t xml:space="preserve">a.</w:t>
+            </w:r>
+            <w:r>
+              <w:rPr>
+                <w:rFonts w:ascii="Avenir Next" w:hAnsi="Avenir Next" w:cs="Avenir Next" w:eastAsia="Avenir Next"/>
+                <w:color w:val="1A1A1A"/>
                 <w:sz w:val="20"/>
                 <w:szCs w:val="20"/>
               </w:rPr>
-              <w:t xml:space="preserve">a.</w:t>
+              <w:tab/>
+            </w:r>
+            <w:r>
+              <w:rPr>
+                <w:rFonts w:ascii="Avenir Next" w:hAnsi="Avenir Next" w:cs="Avenir Next" w:eastAsia="Avenir Next"/>
+                <w:color w:val="1A1A1A"/>
+                <w:sz w:val="22"/>
+                <w:szCs w:val="20"/>
+              </w:rPr>
+              <w:t xml:space="preserve">Area of the rectangle</w:t>
             </w:r>
             <w:r>
               <w:rPr>
@@ -702,7 +724,7 @@
                 <w:sz w:val="20"/>
                 <w:szCs w:val="20"/>
               </w:rPr>
-              <w:tab/>
+              <w:t xml:space="preserve">  </w:t>
             </w:r>
             <w:r>
               <w:rPr>
@@ -710,24 +732,6 @@
                 <w:color w:val="1A1A1A"/>
                 <w:sz w:val="20"/>
                 <w:szCs w:val="20"/>
-              </w:rPr>
-              <w:t xml:space="preserve">Area of the rectangle</w:t>
-            </w:r>
-            <w:r>
-              <w:rPr>
-                <w:rFonts w:ascii="Avenir Next" w:hAnsi="Avenir Next" w:cs="Avenir Next" w:eastAsia="Avenir Next"/>
-                <w:color w:val="1A1A1A"/>
-                <w:sz w:val="20"/>
-                <w:szCs w:val="20"/>
-              </w:rPr>
-              <w:t xml:space="preserve">  </w:t>
-            </w:r>
-            <w:r>
-              <w:rPr>
-                <w:rFonts w:ascii="Avenir Next" w:hAnsi="Avenir Next" w:cs="Avenir Next" w:eastAsia="Avenir Next"/>
-                <w:color w:val="1A1A1A"/>
-                <w:sz w:val="20"/>
-                <w:szCs w:val="20"/>
                 <w:u w:val="single"/>
               </w:rPr>
               <w:t xml:space="preserve">                </w:t>
@@ -736,7 +740,7 @@
               <w:rPr>
                 <w:rFonts w:ascii="Avenir Next" w:hAnsi="Avenir Next" w:cs="Avenir Next" w:eastAsia="Avenir Next"/>
                 <w:color w:val="1A1A1A"/>
-                <w:sz w:val="20"/>
+                <w:sz w:val="22"/>
                 <w:szCs w:val="20"/>
               </w:rPr>
               <w:t xml:space="preserve"> cm²</w:t>
@@ -756,10 +760,28 @@
                 <w:rFonts w:ascii="Avenir Next" w:hAnsi="Avenir Next" w:cs="Avenir Next" w:eastAsia="Avenir Next"/>
                 <w:b/>
                 <w:color w:val="003A70"/>
+                <w:sz w:val="22"/>
+                <w:szCs w:val="20"/>
+              </w:rPr>
+              <w:t xml:space="preserve">b.</w:t>
+            </w:r>
+            <w:r>
+              <w:rPr>
+                <w:rFonts w:ascii="Avenir Next" w:hAnsi="Avenir Next" w:cs="Avenir Next" w:eastAsia="Avenir Next"/>
+                <w:color w:val="1A1A1A"/>
                 <w:sz w:val="20"/>
                 <w:szCs w:val="20"/>
               </w:rPr>
-              <w:t xml:space="preserve">b.</w:t>
+              <w:tab/>
+            </w:r>
+            <w:r>
+              <w:rPr>
+                <w:rFonts w:ascii="Avenir Next" w:hAnsi="Avenir Next" w:cs="Avenir Next" w:eastAsia="Avenir Next"/>
+                <w:color w:val="1A1A1A"/>
+                <w:sz w:val="22"/>
+                <w:szCs w:val="20"/>
+              </w:rPr>
+              <w:t xml:space="preserve">Area of one triangle</w:t>
             </w:r>
             <w:r>
               <w:rPr>
@@ -768,7 +790,7 @@
                 <w:sz w:val="20"/>
                 <w:szCs w:val="20"/>
               </w:rPr>
-              <w:tab/>
+              <w:t xml:space="preserve">  </w:t>
             </w:r>
             <w:r>
               <w:rPr>
@@ -776,24 +798,6 @@
                 <w:color w:val="1A1A1A"/>
                 <w:sz w:val="20"/>
                 <w:szCs w:val="20"/>
-              </w:rPr>
-              <w:t xml:space="preserve">Area of one triangle</w:t>
-            </w:r>
-            <w:r>
-              <w:rPr>
-                <w:rFonts w:ascii="Avenir Next" w:hAnsi="Avenir Next" w:cs="Avenir Next" w:eastAsia="Avenir Next"/>
-                <w:color w:val="1A1A1A"/>
-                <w:sz w:val="20"/>
-                <w:szCs w:val="20"/>
-              </w:rPr>
-              <w:t xml:space="preserve">  </w:t>
-            </w:r>
-            <w:r>
-              <w:rPr>
-                <w:rFonts w:ascii="Avenir Next" w:hAnsi="Avenir Next" w:cs="Avenir Next" w:eastAsia="Avenir Next"/>
-                <w:color w:val="1A1A1A"/>
-                <w:sz w:val="20"/>
-                <w:szCs w:val="20"/>
                 <w:u w:val="single"/>
               </w:rPr>
               <w:t xml:space="preserve">                </w:t>
@@ -802,7 +806,7 @@
               <w:rPr>
                 <w:rFonts w:ascii="Avenir Next" w:hAnsi="Avenir Next" w:cs="Avenir Next" w:eastAsia="Avenir Next"/>
                 <w:color w:val="1A1A1A"/>
-                <w:sz w:val="20"/>
+                <w:sz w:val="22"/>
                 <w:szCs w:val="20"/>
               </w:rPr>
               <w:t xml:space="preserve"> cm²</w:t>
@@ -821,25 +825,25 @@
                 <w:rFonts w:ascii="Avenir Next" w:hAnsi="Avenir Next" w:cs="Avenir Next" w:eastAsia="Avenir Next"/>
                 <w:b/>
                 <w:color w:val="1A1A1A"/>
+                <w:sz w:val="22"/>
+                <w:szCs w:val="18"/>
+              </w:rPr>
+              <w:t xml:space="preserve">Area of trapezoid</w:t>
+            </w:r>
+            <w:r>
+              <w:rPr>
+                <w:rFonts w:ascii="Avenir Next" w:hAnsi="Avenir Next" w:cs="Avenir Next" w:eastAsia="Avenir Next"/>
+                <w:color w:val="1A1A1A"/>
                 <w:sz w:val="18"/>
                 <w:szCs w:val="18"/>
               </w:rPr>
-              <w:t xml:space="preserve">Area of trapezoid</w:t>
-            </w:r>
-            <w:r>
-              <w:rPr>
-                <w:rFonts w:ascii="Avenir Next" w:hAnsi="Avenir Next" w:cs="Avenir Next" w:eastAsia="Avenir Next"/>
-                <w:color w:val="1A1A1A"/>
-                <w:sz w:val="18"/>
-                <w:szCs w:val="18"/>
-              </w:rPr>
               <w:tab/>
             </w:r>
             <w:r>
               <w:rPr>
                 <w:rFonts w:ascii="Avenir Next" w:hAnsi="Avenir Next" w:cs="Avenir Next" w:eastAsia="Avenir Next"/>
                 <w:color w:val="1A1A1A"/>
-                <w:sz w:val="18"/>
+                <w:sz w:val="22"/>
                 <w:szCs w:val="18"/>
               </w:rPr>
               <w:t xml:space="preserve">  cm²</w:t>
@@ -863,7 +867,7 @@
               <w:drawing>
                 <wp:inline distT="0" distB="0" distL="0" distR="0">
                   <wp:extent cx="1920240" cy="877610"/>
-                  <wp:docPr id="1" name="Figure 1"/>
+                  <wp:docPr id="1" name="Figure 1" descr="Polygon. Labels: 0, 10 cm, 2, 6 cm. Vertices: 0, 0, 5, 0, 4, 2, 1, 2. Dashed: 1, 0, 1, 2, 4 cm, 4, 0, 4, 2."/>
                   <a:graphic xmlns:a="http://schemas.openxmlformats.org/drawingml/2006/main">
                     <a:graphicData uri="http://schemas.openxmlformats.org/drawingml/2006/picture">
                       <pic:pic xmlns:pic="http://schemas.openxmlformats.org/drawingml/2006/picture">
@@ -954,25 +958,25 @@
                 <w:rFonts w:ascii="Avenir Next" w:hAnsi="Avenir Next" w:cs="Avenir Next" w:eastAsia="Avenir Next"/>
                 <w:b/>
                 <w:color w:val="1A1A1A"/>
+                <w:sz w:val="22"/>
+                <w:szCs w:val="20"/>
+              </w:rPr>
+              <w:t xml:space="preserve">2.</w:t>
+            </w:r>
+            <w:r>
+              <w:rPr>
+                <w:rFonts w:ascii="Avenir Next" w:hAnsi="Avenir Next" w:cs="Avenir Next" w:eastAsia="Avenir Next"/>
+                <w:color w:val="1A1A1A"/>
                 <w:sz w:val="20"/>
                 <w:szCs w:val="20"/>
               </w:rPr>
-              <w:t xml:space="preserve">2.</w:t>
-            </w:r>
-            <w:r>
-              <w:rPr>
-                <w:rFonts w:ascii="Avenir Next" w:hAnsi="Avenir Next" w:cs="Avenir Next" w:eastAsia="Avenir Next"/>
-                <w:color w:val="1A1A1A"/>
-                <w:sz w:val="20"/>
-                <w:szCs w:val="20"/>
-              </w:rPr>
               <w:tab/>
             </w:r>
             <w:r>
               <w:rPr>
                 <w:rFonts w:ascii="Avenir Next" w:hAnsi="Avenir Next" w:cs="Avenir Next" w:eastAsia="Avenir Next"/>
                 <w:color w:val="1A1A1A"/>
-                <w:sz w:val="20"/>
+                <w:sz w:val="22"/>
                 <w:szCs w:val="20"/>
               </w:rPr>
               <w:t xml:space="preserve">Decompose the trapezoid into a rectangle and one triangle. Find its area.</w:t>
@@ -1049,25 +1053,25 @@
                 <w:rFonts w:ascii="Avenir Next" w:hAnsi="Avenir Next" w:cs="Avenir Next" w:eastAsia="Avenir Next"/>
                 <w:b/>
                 <w:color w:val="1A1A1A"/>
+                <w:sz w:val="22"/>
+                <w:szCs w:val="18"/>
+              </w:rPr>
+              <w:t xml:space="preserve">Answer</w:t>
+            </w:r>
+            <w:r>
+              <w:rPr>
+                <w:rFonts w:ascii="Avenir Next" w:hAnsi="Avenir Next" w:cs="Avenir Next" w:eastAsia="Avenir Next"/>
+                <w:color w:val="1A1A1A"/>
                 <w:sz w:val="18"/>
                 <w:szCs w:val="18"/>
               </w:rPr>
-              <w:t xml:space="preserve">Answer</w:t>
-            </w:r>
-            <w:r>
-              <w:rPr>
-                <w:rFonts w:ascii="Avenir Next" w:hAnsi="Avenir Next" w:cs="Avenir Next" w:eastAsia="Avenir Next"/>
-                <w:color w:val="1A1A1A"/>
-                <w:sz w:val="18"/>
-                <w:szCs w:val="18"/>
-              </w:rPr>
               <w:tab/>
             </w:r>
             <w:r>
               <w:rPr>
                 <w:rFonts w:ascii="Avenir Next" w:hAnsi="Avenir Next" w:cs="Avenir Next" w:eastAsia="Avenir Next"/>
                 <w:color w:val="1A1A1A"/>
-                <w:sz w:val="18"/>
+                <w:sz w:val="22"/>
                 <w:szCs w:val="18"/>
               </w:rPr>
               <w:t xml:space="preserve">  in²</w:t>
@@ -1091,7 +1095,7 @@
               <w:drawing>
                 <wp:inline distT="0" distB="0" distL="0" distR="0">
                   <wp:extent cx="1920240" cy="1068520"/>
-                  <wp:docPr id="2" name="Figure 2"/>
+                  <wp:docPr id="2" name="Figure 2" descr="Right trapezoid. Dims: top: 7 in; base: 12 in; height: 6 in."/>
                   <a:graphic xmlns:a="http://schemas.openxmlformats.org/drawingml/2006/main">
                     <a:graphicData uri="http://schemas.openxmlformats.org/drawingml/2006/picture">
                       <pic:pic xmlns:pic="http://schemas.openxmlformats.org/drawingml/2006/picture">
@@ -1143,35 +1147,35 @@
           <w:rFonts w:ascii="Avenir Next" w:hAnsi="Avenir Next" w:cs="Avenir Next" w:eastAsia="Avenir Next"/>
           <w:b/>
           <w:color w:val="1A1A1A"/>
+          <w:sz w:val="22"/>
+          <w:szCs w:val="20"/>
+        </w:rPr>
+        <w:t xml:space="preserve">3.</w:t>
+      </w:r>
+      <w:r>
+        <w:rPr>
+          <w:rFonts w:ascii="Avenir Next" w:hAnsi="Avenir Next" w:cs="Avenir Next" w:eastAsia="Avenir Next"/>
+          <w:color w:val="1A1A1A"/>
           <w:sz w:val="20"/>
           <w:szCs w:val="20"/>
         </w:rPr>
-        <w:t xml:space="preserve">3.</w:t>
-      </w:r>
-      <w:r>
-        <w:rPr>
-          <w:rFonts w:ascii="Avenir Next" w:hAnsi="Avenir Next" w:cs="Avenir Next" w:eastAsia="Avenir Next"/>
-          <w:color w:val="1A1A1A"/>
-          <w:sz w:val="20"/>
+        <w:tab/>
+      </w:r>
+      <w:r>
+        <w:rPr>
+          <w:rFonts w:ascii="Avenir Next" w:hAnsi="Avenir Next" w:cs="Avenir Next" w:eastAsia="Avenir Next"/>
+          <w:b/>
+          <w:color w:val="1A1A1A"/>
+          <w:sz w:val="22"/>
           <w:szCs w:val="20"/>
         </w:rPr>
-        <w:tab/>
-      </w:r>
-      <w:r>
-        <w:rPr>
-          <w:rFonts w:ascii="Avenir Next" w:hAnsi="Avenir Next" w:cs="Avenir Next" w:eastAsia="Avenir Next"/>
-          <w:b/>
-          <w:color w:val="1A1A1A"/>
-          <w:sz w:val="20"/>
-          <w:szCs w:val="20"/>
-        </w:rPr>
         <w:t xml:space="preserve">Skate Ramp.  </w:t>
       </w:r>
       <w:r>
         <w:rPr>
           <w:rFonts w:ascii="Avenir Next" w:hAnsi="Avenir Next" w:cs="Avenir Next" w:eastAsia="Avenir Next"/>
           <w:color w:val="1A1A1A"/>
-          <w:sz w:val="20"/>
+          <w:sz w:val="22"/>
           <w:szCs w:val="20"/>
         </w:rPr>
         <w:t xml:space="preserve">The side of a skate ramp is a trapezoid with one square corner. Its parallel sides are 3 ft and 8 ft, and its height is 4 ft. Find the area by decomposing.</w:t>
@@ -1248,25 +1252,25 @@
           <w:rFonts w:ascii="Avenir Next" w:hAnsi="Avenir Next" w:cs="Avenir Next" w:eastAsia="Avenir Next"/>
           <w:b/>
           <w:color w:val="1A1A1A"/>
+          <w:sz w:val="22"/>
+          <w:szCs w:val="18"/>
+        </w:rPr>
+        <w:t xml:space="preserve">Answer</w:t>
+      </w:r>
+      <w:r>
+        <w:rPr>
+          <w:rFonts w:ascii="Avenir Next" w:hAnsi="Avenir Next" w:cs="Avenir Next" w:eastAsia="Avenir Next"/>
+          <w:color w:val="1A1A1A"/>
           <w:sz w:val="18"/>
           <w:szCs w:val="18"/>
         </w:rPr>
-        <w:t xml:space="preserve">Answer</w:t>
-      </w:r>
-      <w:r>
-        <w:rPr>
-          <w:rFonts w:ascii="Avenir Next" w:hAnsi="Avenir Next" w:cs="Avenir Next" w:eastAsia="Avenir Next"/>
-          <w:color w:val="1A1A1A"/>
-          <w:sz w:val="18"/>
-          <w:szCs w:val="18"/>
-        </w:rPr>
         <w:tab/>
       </w:r>
       <w:r>
         <w:rPr>
           <w:rFonts w:ascii="Avenir Next" w:hAnsi="Avenir Next" w:cs="Avenir Next" w:eastAsia="Avenir Next"/>
           <w:color w:val="1A1A1A"/>
-          <w:sz w:val="18"/>
+          <w:sz w:val="22"/>
           <w:szCs w:val="18"/>
         </w:rPr>
         <w:t xml:space="preserve">  ft²</w:t>
@@ -1291,35 +1295,35 @@
           <w:rFonts w:ascii="Avenir Next" w:hAnsi="Avenir Next" w:cs="Avenir Next" w:eastAsia="Avenir Next"/>
           <w:b/>
           <w:color w:val="1A1A1A"/>
+          <w:sz w:val="22"/>
+          <w:szCs w:val="20"/>
+        </w:rPr>
+        <w:t xml:space="preserve">4.</w:t>
+      </w:r>
+      <w:r>
+        <w:rPr>
+          <w:rFonts w:ascii="Avenir Next" w:hAnsi="Avenir Next" w:cs="Avenir Next" w:eastAsia="Avenir Next"/>
+          <w:color w:val="1A1A1A"/>
           <w:sz w:val="20"/>
           <w:szCs w:val="20"/>
         </w:rPr>
-        <w:t xml:space="preserve">4.</w:t>
-      </w:r>
-      <w:r>
-        <w:rPr>
-          <w:rFonts w:ascii="Avenir Next" w:hAnsi="Avenir Next" w:cs="Avenir Next" w:eastAsia="Avenir Next"/>
-          <w:color w:val="1A1A1A"/>
-          <w:sz w:val="20"/>
+        <w:tab/>
+      </w:r>
+      <w:r>
+        <w:rPr>
+          <w:rFonts w:ascii="Avenir Next" w:hAnsi="Avenir Next" w:cs="Avenir Next" w:eastAsia="Avenir Next"/>
+          <w:b/>
+          <w:color w:val="1A1A1A"/>
+          <w:sz w:val="22"/>
           <w:szCs w:val="20"/>
         </w:rPr>
-        <w:tab/>
-      </w:r>
-      <w:r>
-        <w:rPr>
-          <w:rFonts w:ascii="Avenir Next" w:hAnsi="Avenir Next" w:cs="Avenir Next" w:eastAsia="Avenir Next"/>
-          <w:b/>
-          <w:color w:val="1A1A1A"/>
-          <w:sz w:val="20"/>
-          <w:szCs w:val="20"/>
-        </w:rPr>
         <w:t xml:space="preserve">Table Top.  </w:t>
       </w:r>
       <w:r>
         <w:rPr>
           <w:rFonts w:ascii="Avenir Next" w:hAnsi="Avenir Next" w:cs="Avenir Next" w:eastAsia="Avenir Next"/>
           <w:color w:val="1A1A1A"/>
-          <w:sz w:val="20"/>
+          <w:sz w:val="22"/>
           <w:szCs w:val="20"/>
         </w:rPr>
         <w:t xml:space="preserve">A table top is a trapezoid with parallel sides of 5 ft and 11 ft and a height of 3 ft. It is cut into a rectangle and two matching triangles. Find its area.</w:t>
@@ -1338,25 +1342,25 @@
           <w:rFonts w:ascii="Avenir Next" w:hAnsi="Avenir Next" w:cs="Avenir Next" w:eastAsia="Avenir Next"/>
           <w:b/>
           <w:color w:val="1A1A1A"/>
+          <w:sz w:val="22"/>
+          <w:szCs w:val="18"/>
+        </w:rPr>
+        <w:t xml:space="preserve">Answer</w:t>
+      </w:r>
+      <w:r>
+        <w:rPr>
+          <w:rFonts w:ascii="Avenir Next" w:hAnsi="Avenir Next" w:cs="Avenir Next" w:eastAsia="Avenir Next"/>
+          <w:color w:val="1A1A1A"/>
           <w:sz w:val="18"/>
           <w:szCs w:val="18"/>
         </w:rPr>
-        <w:t xml:space="preserve">Answer</w:t>
-      </w:r>
-      <w:r>
-        <w:rPr>
-          <w:rFonts w:ascii="Avenir Next" w:hAnsi="Avenir Next" w:cs="Avenir Next" w:eastAsia="Avenir Next"/>
-          <w:color w:val="1A1A1A"/>
-          <w:sz w:val="18"/>
-          <w:szCs w:val="18"/>
-        </w:rPr>
         <w:tab/>
       </w:r>
       <w:r>
         <w:rPr>
           <w:rFonts w:ascii="Avenir Next" w:hAnsi="Avenir Next" w:cs="Avenir Next" w:eastAsia="Avenir Next"/>
           <w:color w:val="1A1A1A"/>
-          <w:sz w:val="18"/>
+          <w:sz w:val="22"/>
           <w:szCs w:val="18"/>
         </w:rPr>
         <w:t xml:space="preserve">  ft²</w:t>
@@ -1381,35 +1385,35 @@
           <w:rFonts w:ascii="Avenir Next" w:hAnsi="Avenir Next" w:cs="Avenir Next" w:eastAsia="Avenir Next"/>
           <w:b/>
           <w:color w:val="1A1A1A"/>
+          <w:sz w:val="22"/>
+          <w:szCs w:val="20"/>
+        </w:rPr>
+        <w:t xml:space="preserve">5.</w:t>
+      </w:r>
+      <w:r>
+        <w:rPr>
+          <w:rFonts w:ascii="Avenir Next" w:hAnsi="Avenir Next" w:cs="Avenir Next" w:eastAsia="Avenir Next"/>
+          <w:color w:val="1A1A1A"/>
           <w:sz w:val="20"/>
           <w:szCs w:val="20"/>
         </w:rPr>
-        <w:t xml:space="preserve">5.</w:t>
-      </w:r>
-      <w:r>
-        <w:rPr>
-          <w:rFonts w:ascii="Avenir Next" w:hAnsi="Avenir Next" w:cs="Avenir Next" w:eastAsia="Avenir Next"/>
-          <w:color w:val="1A1A1A"/>
-          <w:sz w:val="20"/>
+        <w:tab/>
+      </w:r>
+      <w:r>
+        <w:rPr>
+          <w:rFonts w:ascii="Avenir Next" w:hAnsi="Avenir Next" w:cs="Avenir Next" w:eastAsia="Avenir Next"/>
+          <w:b/>
+          <w:color w:val="1A1A1A"/>
+          <w:sz w:val="22"/>
           <w:szCs w:val="20"/>
         </w:rPr>
-        <w:tab/>
-      </w:r>
-      <w:r>
-        <w:rPr>
-          <w:rFonts w:ascii="Avenir Next" w:hAnsi="Avenir Next" w:cs="Avenir Next" w:eastAsia="Avenir Next"/>
-          <w:b/>
-          <w:color w:val="1A1A1A"/>
-          <w:sz w:val="20"/>
-          <w:szCs w:val="20"/>
-        </w:rPr>
         <w:t xml:space="preserve">Find the Error.  </w:t>
       </w:r>
       <w:r>
         <w:rPr>
           <w:rFonts w:ascii="Avenir Next" w:hAnsi="Avenir Next" w:cs="Avenir Next" w:eastAsia="Avenir Next"/>
           <w:color w:val="1A1A1A"/>
-          <w:sz w:val="20"/>
+          <w:sz w:val="22"/>
           <w:szCs w:val="20"/>
         </w:rPr>
         <w:t xml:space="preserve">A trapezoid has parallel sides 9 cm and 15 cm and height 4 cm. Tomás says each of its 2 matching triangles has a base of 6 cm. Explain his mistake and find the area.</w:t>
@@ -1530,6 +1534,7 @@
           </w:tcPr>
           <w:p>
             <w:pPr>
+              <w:pStyle w:val="Heading2"/>
               <w:spacing w:before="0" w:after="0" w:line="240" w:lineRule="auto"/>
             </w:pPr>
             <w:r>
@@ -1567,7 +1572,7 @@
               <w:rPr>
                 <w:rFonts w:ascii="Avenir Next" w:hAnsi="Avenir Next" w:cs="Avenir Next" w:eastAsia="Avenir Next"/>
                 <w:color w:val="1A1A1A"/>
-                <w:sz w:val="17"/>
+                <w:sz w:val="22"/>
                 <w:szCs w:val="17"/>
               </w:rPr>
               <w:t xml:space="preserve">  I can do this on my own</w:t>
@@ -1596,7 +1601,7 @@
               <w:rPr>
                 <w:rFonts w:ascii="Avenir Next" w:hAnsi="Avenir Next" w:cs="Avenir Next" w:eastAsia="Avenir Next"/>
                 <w:color w:val="1A1A1A"/>
-                <w:sz w:val="17"/>
+                <w:sz w:val="22"/>
                 <w:szCs w:val="17"/>
               </w:rPr>
               <w:t xml:space="preserve">  I need a little help</w:t>
@@ -1625,7 +1630,7 @@
               <w:rPr>
                 <w:rFonts w:ascii="Avenir Next" w:hAnsi="Avenir Next" w:cs="Avenir Next" w:eastAsia="Avenir Next"/>
                 <w:color w:val="1A1A1A"/>
-                <w:sz w:val="17"/>
+                <w:sz w:val="22"/>
                 <w:szCs w:val="17"/>
               </w:rPr>
               <w:t xml:space="preserve">  I have a question about #</w:t>
@@ -1663,7 +1668,7 @@
         <w:rPr>
           <w:rFonts w:ascii="Avenir Next" w:hAnsi="Avenir Next" w:cs="Avenir Next" w:eastAsia="Avenir Next"/>
           <w:color w:val="5A5F66"/>
-          <w:sz w:val="17"/>
+          <w:sz w:val="22"/>
           <w:szCs w:val="17"/>
         </w:rPr>
         <w:t xml:space="preserve">Find a trapezoid shape at home or outside (a lampshade side, a bag, a roof). Show someone how to cut it into a rectangle and triangles.</w:t>
@@ -1683,10 +1688,28 @@
         <w:rPr>
           <w:rFonts w:ascii="Avenir Next" w:hAnsi="Avenir Next" w:cs="Avenir Next" w:eastAsia="Avenir Next"/>
           <w:color w:val="1A1A1A"/>
+          <w:sz w:val="22"/>
+          <w:szCs w:val="20"/>
+        </w:rPr>
+        <w:t xml:space="preserve">Name</w:t>
+      </w:r>
+      <w:r>
+        <w:rPr>
+          <w:rFonts w:ascii="Avenir Next" w:hAnsi="Avenir Next" w:cs="Avenir Next" w:eastAsia="Avenir Next"/>
+          <w:color w:val="1A1A1A"/>
           <w:sz w:val="20"/>
           <w:szCs w:val="20"/>
         </w:rPr>
-        <w:t xml:space="preserve">Name</w:t>
+        <w:tab/>
+      </w:r>
+      <w:r>
+        <w:rPr>
+          <w:rFonts w:ascii="Avenir Next" w:hAnsi="Avenir Next" w:cs="Avenir Next" w:eastAsia="Avenir Next"/>
+          <w:color w:val="1A1A1A"/>
+          <w:sz w:val="22"/>
+          <w:szCs w:val="20"/>
+        </w:rPr>
+        <w:t xml:space="preserve">   Date</w:t>
       </w:r>
       <w:r>
         <w:rPr>
@@ -1701,25 +1724,7 @@
         <w:rPr>
           <w:rFonts w:ascii="Avenir Next" w:hAnsi="Avenir Next" w:cs="Avenir Next" w:eastAsia="Avenir Next"/>
           <w:color w:val="1A1A1A"/>
-          <w:sz w:val="20"/>
-          <w:szCs w:val="20"/>
-        </w:rPr>
-        <w:t xml:space="preserve">   Date</w:t>
-      </w:r>
-      <w:r>
-        <w:rPr>
-          <w:rFonts w:ascii="Avenir Next" w:hAnsi="Avenir Next" w:cs="Avenir Next" w:eastAsia="Avenir Next"/>
-          <w:color w:val="1A1A1A"/>
-          <w:sz w:val="20"/>
-          <w:szCs w:val="20"/>
-        </w:rPr>
-        <w:tab/>
-      </w:r>
-      <w:r>
-        <w:rPr>
-          <w:rFonts w:ascii="Avenir Next" w:hAnsi="Avenir Next" w:cs="Avenir Next" w:eastAsia="Avenir Next"/>
-          <w:color w:val="1A1A1A"/>
-          <w:sz w:val="20"/>
+          <w:sz w:val="22"/>
           <w:szCs w:val="20"/>
         </w:rPr>
         <w:t xml:space="preserve">   Period</w:t>
@@ -1746,7 +1751,7 @@
           <w:caps/>
           <w:color w:val="003A70"/>
           <w:spacing w:val="12"/>
-          <w:sz w:val="19"/>
+          <w:sz w:val="22"/>
           <w:szCs w:val="19"/>
         </w:rPr>
         <w:t xml:space="preserve">Lesson 5-3  ·  Homework Packet  ·  Sheet 2 of 2</w:t>
@@ -1754,6 +1759,7 @@
     </w:p>
     <w:p>
       <w:pPr>
+        <w:pStyle w:val="Heading1"/>
         <w:keepNext/>
         <w:spacing w:before="0" w:after="0" w:line="240" w:lineRule="auto"/>
       </w:pPr>
@@ -1779,7 +1785,7 @@
         <w:rPr>
           <w:rFonts w:ascii="Avenir Next" w:hAnsi="Avenir Next" w:cs="Avenir Next" w:eastAsia="Avenir Next"/>
           <w:color w:val="5A5F66"/>
-          <w:sz w:val="17"/>
+          <w:sz w:val="22"/>
           <w:szCs w:val="17"/>
         </w:rPr>
         <w:t xml:space="preserve">Maryland Standard 6.G.A.1   ·   Learning target — I can find the area of a trapezoid using the trapezoid area formula.</w:t>
@@ -1826,6 +1832,7 @@
           </w:tcPr>
           <w:p>
             <w:pPr>
+              <w:pStyle w:val="Heading2"/>
               <w:spacing w:before="0" w:after="0" w:line="240" w:lineRule="auto"/>
             </w:pPr>
             <w:r>
@@ -1853,54 +1860,54 @@
                 <w:rFonts w:ascii="Avenir Next" w:hAnsi="Avenir Next" w:cs="Avenir Next" w:eastAsia="Avenir Next"/>
                 <w:b/>
                 <w:color w:val="003A70"/>
+                <w:sz w:val="22"/>
+                <w:szCs w:val="18"/>
+              </w:rPr>
+              <w:t xml:space="preserve">•</w:t>
+            </w:r>
+            <w:r>
+              <w:rPr>
+                <w:rFonts w:ascii="Avenir Next" w:hAnsi="Avenir Next" w:cs="Avenir Next" w:eastAsia="Avenir Next"/>
+                <w:color w:val="1A1A1A"/>
                 <w:sz w:val="18"/>
                 <w:szCs w:val="18"/>
               </w:rPr>
-              <w:t xml:space="preserve">•</w:t>
-            </w:r>
-            <w:r>
-              <w:rPr>
-                <w:rFonts w:ascii="Avenir Next" w:hAnsi="Avenir Next" w:cs="Avenir Next" w:eastAsia="Avenir Next"/>
-                <w:color w:val="1A1A1A"/>
-                <w:sz w:val="18"/>
+              <w:tab/>
+            </w:r>
+            <w:r>
+              <w:rPr>
+                <w:rFonts w:ascii="Avenir Next" w:hAnsi="Avenir Next" w:cs="Avenir Next" w:eastAsia="Avenir Next"/>
+                <w:b/>
+                <w:color w:val="1A1A1A"/>
+                <w:sz w:val="22"/>
                 <w:szCs w:val="18"/>
               </w:rPr>
-              <w:tab/>
-            </w:r>
-            <w:r>
-              <w:rPr>
-                <w:rFonts w:ascii="Avenir Next" w:hAnsi="Avenir Next" w:cs="Avenir Next" w:eastAsia="Avenir Next"/>
-                <w:b/>
-                <w:color w:val="1A1A1A"/>
-                <w:sz w:val="18"/>
+              <w:t xml:space="preserve">A = ½ × (b1 + b2) × h</w:t>
+            </w:r>
+            <w:r>
+              <w:rPr>
+                <w:rFonts w:ascii="Avenir Next" w:hAnsi="Avenir Next" w:cs="Avenir Next" w:eastAsia="Avenir Next"/>
+                <w:color w:val="1A1A1A"/>
+                <w:sz w:val="22"/>
                 <w:szCs w:val="18"/>
               </w:rPr>
-              <w:t xml:space="preserve">A = ½ × (b1 + b2) × h</w:t>
-            </w:r>
-            <w:r>
-              <w:rPr>
-                <w:rFonts w:ascii="Avenir Next" w:hAnsi="Avenir Next" w:cs="Avenir Next" w:eastAsia="Avenir Next"/>
-                <w:color w:val="1A1A1A"/>
-                <w:sz w:val="18"/>
+              <w:t xml:space="preserve">. The bases b1 and b2 are the </w:t>
+            </w:r>
+            <w:r>
+              <w:rPr>
+                <w:rFonts w:ascii="Avenir Next" w:hAnsi="Avenir Next" w:cs="Avenir Next" w:eastAsia="Avenir Next"/>
+                <w:b/>
+                <w:color w:val="1A1A1A"/>
+                <w:sz w:val="22"/>
                 <w:szCs w:val="18"/>
               </w:rPr>
-              <w:t xml:space="preserve">. The bases b1 and b2 are the </w:t>
-            </w:r>
-            <w:r>
-              <w:rPr>
-                <w:rFonts w:ascii="Avenir Next" w:hAnsi="Avenir Next" w:cs="Avenir Next" w:eastAsia="Avenir Next"/>
-                <w:b/>
-                <w:color w:val="1A1A1A"/>
-                <w:sz w:val="18"/>
-                <w:szCs w:val="18"/>
-              </w:rPr>
               <w:t xml:space="preserve">parallel</w:t>
             </w:r>
             <w:r>
               <w:rPr>
                 <w:rFonts w:ascii="Avenir Next" w:hAnsi="Avenir Next" w:cs="Avenir Next" w:eastAsia="Avenir Next"/>
                 <w:color w:val="1A1A1A"/>
-                <w:sz w:val="18"/>
+                <w:sz w:val="22"/>
                 <w:szCs w:val="18"/>
               </w:rPr>
               <w:t xml:space="preserve"> sides.</w:t>
@@ -1919,44 +1926,44 @@
                 <w:rFonts w:ascii="Avenir Next" w:hAnsi="Avenir Next" w:cs="Avenir Next" w:eastAsia="Avenir Next"/>
                 <w:b/>
                 <w:color w:val="003A70"/>
+                <w:sz w:val="22"/>
+                <w:szCs w:val="18"/>
+              </w:rPr>
+              <w:t xml:space="preserve">•</w:t>
+            </w:r>
+            <w:r>
+              <w:rPr>
+                <w:rFonts w:ascii="Avenir Next" w:hAnsi="Avenir Next" w:cs="Avenir Next" w:eastAsia="Avenir Next"/>
+                <w:color w:val="1A1A1A"/>
                 <w:sz w:val="18"/>
                 <w:szCs w:val="18"/>
               </w:rPr>
-              <w:t xml:space="preserve">•</w:t>
-            </w:r>
-            <w:r>
-              <w:rPr>
-                <w:rFonts w:ascii="Avenir Next" w:hAnsi="Avenir Next" w:cs="Avenir Next" w:eastAsia="Avenir Next"/>
-                <w:color w:val="1A1A1A"/>
-                <w:sz w:val="18"/>
+              <w:tab/>
+            </w:r>
+            <w:r>
+              <w:rPr>
+                <w:rFonts w:ascii="Avenir Next" w:hAnsi="Avenir Next" w:cs="Avenir Next" w:eastAsia="Avenir Next"/>
+                <w:color w:val="1A1A1A"/>
+                <w:sz w:val="22"/>
                 <w:szCs w:val="18"/>
               </w:rPr>
-              <w:tab/>
-            </w:r>
-            <w:r>
-              <w:rPr>
-                <w:rFonts w:ascii="Avenir Next" w:hAnsi="Avenir Next" w:cs="Avenir Next" w:eastAsia="Avenir Next"/>
-                <w:color w:val="1A1A1A"/>
-                <w:sz w:val="18"/>
+              <w:t xml:space="preserve">Add the bases first, then multiply by the height </w:t>
+            </w:r>
+            <w:r>
+              <w:rPr>
+                <w:rFonts w:ascii="Avenir Next" w:hAnsi="Avenir Next" w:cs="Avenir Next" w:eastAsia="Avenir Next"/>
+                <w:i/>
+                <w:color w:val="1A1A1A"/>
+                <w:sz w:val="22"/>
                 <w:szCs w:val="18"/>
               </w:rPr>
-              <w:t xml:space="preserve">Add the bases first, then multiply by the height </w:t>
-            </w:r>
-            <w:r>
-              <w:rPr>
-                <w:rFonts w:ascii="Avenir Next" w:hAnsi="Avenir Next" w:cs="Avenir Next" w:eastAsia="Avenir Next"/>
-                <w:i/>
-                <w:color w:val="1A1A1A"/>
-                <w:sz w:val="18"/>
-                <w:szCs w:val="18"/>
-              </w:rPr>
               <w:t xml:space="preserve">h</w:t>
             </w:r>
             <w:r>
               <w:rPr>
                 <w:rFonts w:ascii="Avenir Next" w:hAnsi="Avenir Next" w:cs="Avenir Next" w:eastAsia="Avenir Next"/>
                 <w:color w:val="1A1A1A"/>
-                <w:sz w:val="18"/>
+                <w:sz w:val="22"/>
                 <w:szCs w:val="18"/>
               </w:rPr>
               <w:t xml:space="preserve">, then take half.</w:t>
@@ -1971,6 +1978,7 @@
           </w:tcPr>
           <w:p>
             <w:pPr>
+              <w:pStyle w:val="Heading2"/>
               <w:spacing w:before="0" w:after="0" w:line="240" w:lineRule="auto"/>
             </w:pPr>
             <w:r>
@@ -1993,7 +2001,7 @@
               <w:rPr>
                 <w:rFonts w:ascii="Avenir Next" w:hAnsi="Avenir Next" w:cs="Avenir Next" w:eastAsia="Avenir Next"/>
                 <w:color w:val="1A1A1A"/>
-                <w:sz w:val="17"/>
+                <w:sz w:val="22"/>
                 <w:szCs w:val="17"/>
               </w:rPr>
               <w:t xml:space="preserve">Parallel sides 7 cm and 11 cm, height 6 cm. Find the area.</w:t>
@@ -2012,25 +2020,25 @@
                 <w:rFonts w:ascii="Avenir Next" w:hAnsi="Avenir Next" w:cs="Avenir Next" w:eastAsia="Avenir Next"/>
                 <w:b/>
                 <w:color w:val="003A70"/>
+                <w:sz w:val="22"/>
+                <w:szCs w:val="17"/>
+              </w:rPr>
+              <w:t xml:space="preserve">Step 1</w:t>
+            </w:r>
+            <w:r>
+              <w:rPr>
+                <w:rFonts w:ascii="Avenir Next" w:hAnsi="Avenir Next" w:cs="Avenir Next" w:eastAsia="Avenir Next"/>
+                <w:color w:val="1A1A1A"/>
                 <w:sz w:val="17"/>
                 <w:szCs w:val="17"/>
               </w:rPr>
-              <w:t xml:space="preserve">Step 1</w:t>
-            </w:r>
-            <w:r>
-              <w:rPr>
-                <w:rFonts w:ascii="Avenir Next" w:hAnsi="Avenir Next" w:cs="Avenir Next" w:eastAsia="Avenir Next"/>
-                <w:color w:val="1A1A1A"/>
-                <w:sz w:val="17"/>
-                <w:szCs w:val="17"/>
-              </w:rPr>
               <w:tab/>
             </w:r>
             <w:r>
               <w:rPr>
                 <w:rFonts w:ascii="Avenir Next" w:hAnsi="Avenir Next" w:cs="Avenir Next" w:eastAsia="Avenir Next"/>
                 <w:color w:val="1A1A1A"/>
-                <w:sz w:val="17"/>
+                <w:sz w:val="22"/>
                 <w:szCs w:val="17"/>
               </w:rPr>
               <w:t xml:space="preserve">Add the bases: 7 + 11 = 18</w:t>
@@ -2049,25 +2057,25 @@
                 <w:rFonts w:ascii="Avenir Next" w:hAnsi="Avenir Next" w:cs="Avenir Next" w:eastAsia="Avenir Next"/>
                 <w:b/>
                 <w:color w:val="003A70"/>
+                <w:sz w:val="22"/>
+                <w:szCs w:val="17"/>
+              </w:rPr>
+              <w:t xml:space="preserve">Step 2</w:t>
+            </w:r>
+            <w:r>
+              <w:rPr>
+                <w:rFonts w:ascii="Avenir Next" w:hAnsi="Avenir Next" w:cs="Avenir Next" w:eastAsia="Avenir Next"/>
+                <w:color w:val="1A1A1A"/>
                 <w:sz w:val="17"/>
                 <w:szCs w:val="17"/>
               </w:rPr>
-              <w:t xml:space="preserve">Step 2</w:t>
-            </w:r>
-            <w:r>
-              <w:rPr>
-                <w:rFonts w:ascii="Avenir Next" w:hAnsi="Avenir Next" w:cs="Avenir Next" w:eastAsia="Avenir Next"/>
-                <w:color w:val="1A1A1A"/>
-                <w:sz w:val="17"/>
-                <w:szCs w:val="17"/>
-              </w:rPr>
               <w:tab/>
             </w:r>
             <w:r>
               <w:rPr>
                 <w:rFonts w:ascii="Avenir Next" w:hAnsi="Avenir Next" w:cs="Avenir Next" w:eastAsia="Avenir Next"/>
                 <w:color w:val="1A1A1A"/>
-                <w:sz w:val="17"/>
+                <w:sz w:val="22"/>
                 <w:szCs w:val="17"/>
               </w:rPr>
               <w:t xml:space="preserve">Multiply by the height: 18 × 6 = 108</w:t>
@@ -2086,25 +2094,25 @@
                 <w:rFonts w:ascii="Avenir Next" w:hAnsi="Avenir Next" w:cs="Avenir Next" w:eastAsia="Avenir Next"/>
                 <w:b/>
                 <w:color w:val="003A70"/>
+                <w:sz w:val="22"/>
+                <w:szCs w:val="17"/>
+              </w:rPr>
+              <w:t xml:space="preserve">Step 3</w:t>
+            </w:r>
+            <w:r>
+              <w:rPr>
+                <w:rFonts w:ascii="Avenir Next" w:hAnsi="Avenir Next" w:cs="Avenir Next" w:eastAsia="Avenir Next"/>
+                <w:color w:val="1A1A1A"/>
                 <w:sz w:val="17"/>
                 <w:szCs w:val="17"/>
               </w:rPr>
-              <w:t xml:space="preserve">Step 3</w:t>
-            </w:r>
-            <w:r>
-              <w:rPr>
-                <w:rFonts w:ascii="Avenir Next" w:hAnsi="Avenir Next" w:cs="Avenir Next" w:eastAsia="Avenir Next"/>
-                <w:color w:val="1A1A1A"/>
-                <w:sz w:val="17"/>
-                <w:szCs w:val="17"/>
-              </w:rPr>
               <w:tab/>
             </w:r>
             <w:r>
               <w:rPr>
                 <w:rFonts w:ascii="Avenir Next" w:hAnsi="Avenir Next" w:cs="Avenir Next" w:eastAsia="Avenir Next"/>
                 <w:color w:val="1A1A1A"/>
-                <w:sz w:val="17"/>
+                <w:sz w:val="22"/>
                 <w:szCs w:val="17"/>
               </w:rPr>
               <w:t xml:space="preserve">Take half: 108 ÷ 2 = 54</w:t>
@@ -2123,18 +2131,18 @@
                 <w:rFonts w:ascii="Avenir Next" w:hAnsi="Avenir Next" w:cs="Avenir Next" w:eastAsia="Avenir Next"/>
                 <w:b/>
                 <w:color w:val="1A1A1A"/>
+                <w:sz w:val="22"/>
+                <w:szCs w:val="17"/>
+              </w:rPr>
+              <w:t xml:space="preserve">Answer</w:t>
+            </w:r>
+            <w:r>
+              <w:rPr>
+                <w:rFonts w:ascii="Avenir Next" w:hAnsi="Avenir Next" w:cs="Avenir Next" w:eastAsia="Avenir Next"/>
+                <w:color w:val="1A1A1A"/>
                 <w:sz w:val="17"/>
                 <w:szCs w:val="17"/>
               </w:rPr>
-              <w:t xml:space="preserve">Answer</w:t>
-            </w:r>
-            <w:r>
-              <w:rPr>
-                <w:rFonts w:ascii="Avenir Next" w:hAnsi="Avenir Next" w:cs="Avenir Next" w:eastAsia="Avenir Next"/>
-                <w:color w:val="1A1A1A"/>
-                <w:sz w:val="17"/>
-                <w:szCs w:val="17"/>
-              </w:rPr>
               <w:tab/>
             </w:r>
             <w:r>
@@ -2142,7 +2150,7 @@
                 <w:rFonts w:ascii="Avenir Next" w:hAnsi="Avenir Next" w:cs="Avenir Next" w:eastAsia="Avenir Next"/>
                 <w:b/>
                 <w:color w:val="1A1A1A"/>
-                <w:sz w:val="17"/>
+                <w:sz w:val="22"/>
                 <w:szCs w:val="17"/>
               </w:rPr>
               <w:t xml:space="preserve">54 cm²</w:t>
@@ -2153,6 +2161,7 @@
     </w:tbl>
     <w:p>
       <w:pPr>
+        <w:pStyle w:val="Heading2"/>
         <w:keepNext/>
         <w:pBdr>
           <w:bottom w:val="single" w:sz="8" w:space="3" w:color="003A70"/>
@@ -2168,7 +2177,7 @@
           <w:b/>
           <w:color w:val="003A70"/>
           <w:spacing w:val="14"/>
-          <w:sz w:val="19"/>
+          <w:sz w:val="22"/>
           <w:szCs w:val="19"/>
         </w:rPr>
         <w:t xml:space="preserve">PRACTICE</w:t>
@@ -2187,7 +2196,7 @@
           <w:rFonts w:ascii="Avenir Next" w:hAnsi="Avenir Next" w:cs="Avenir Next" w:eastAsia="Avenir Next"/>
           <w:i/>
           <w:color w:val="5A5F66"/>
-          <w:sz w:val="17"/>
+          <w:sz w:val="22"/>
           <w:szCs w:val="17"/>
         </w:rPr>
         <w:t xml:space="preserve">show your work · label units</w:t>
@@ -2246,25 +2255,25 @@
                 <w:rFonts w:ascii="Avenir Next" w:hAnsi="Avenir Next" w:cs="Avenir Next" w:eastAsia="Avenir Next"/>
                 <w:b/>
                 <w:color w:val="1A1A1A"/>
+                <w:sz w:val="22"/>
+                <w:szCs w:val="20"/>
+              </w:rPr>
+              <w:t xml:space="preserve">1.</w:t>
+            </w:r>
+            <w:r>
+              <w:rPr>
+                <w:rFonts w:ascii="Avenir Next" w:hAnsi="Avenir Next" w:cs="Avenir Next" w:eastAsia="Avenir Next"/>
+                <w:color w:val="1A1A1A"/>
                 <w:sz w:val="20"/>
                 <w:szCs w:val="20"/>
               </w:rPr>
-              <w:t xml:space="preserve">1.</w:t>
-            </w:r>
-            <w:r>
-              <w:rPr>
-                <w:rFonts w:ascii="Avenir Next" w:hAnsi="Avenir Next" w:cs="Avenir Next" w:eastAsia="Avenir Next"/>
-                <w:color w:val="1A1A1A"/>
-                <w:sz w:val="20"/>
-                <w:szCs w:val="20"/>
-              </w:rPr>
               <w:tab/>
             </w:r>
             <w:r>
               <w:rPr>
                 <w:rFonts w:ascii="Avenir Next" w:hAnsi="Avenir Next" w:cs="Avenir Next" w:eastAsia="Avenir Next"/>
                 <w:color w:val="1A1A1A"/>
-                <w:sz w:val="20"/>
+                <w:sz w:val="22"/>
                 <w:szCs w:val="20"/>
               </w:rPr>
               <w:t xml:space="preserve">Find the area of the trapezoid.</w:t>
@@ -2341,25 +2350,25 @@
                 <w:rFonts w:ascii="Avenir Next" w:hAnsi="Avenir Next" w:cs="Avenir Next" w:eastAsia="Avenir Next"/>
                 <w:b/>
                 <w:color w:val="1A1A1A"/>
+                <w:sz w:val="22"/>
+                <w:szCs w:val="18"/>
+              </w:rPr>
+              <w:t xml:space="preserve">Answer</w:t>
+            </w:r>
+            <w:r>
+              <w:rPr>
+                <w:rFonts w:ascii="Avenir Next" w:hAnsi="Avenir Next" w:cs="Avenir Next" w:eastAsia="Avenir Next"/>
+                <w:color w:val="1A1A1A"/>
                 <w:sz w:val="18"/>
                 <w:szCs w:val="18"/>
               </w:rPr>
-              <w:t xml:space="preserve">Answer</w:t>
-            </w:r>
-            <w:r>
-              <w:rPr>
-                <w:rFonts w:ascii="Avenir Next" w:hAnsi="Avenir Next" w:cs="Avenir Next" w:eastAsia="Avenir Next"/>
-                <w:color w:val="1A1A1A"/>
-                <w:sz w:val="18"/>
-                <w:szCs w:val="18"/>
-              </w:rPr>
               <w:tab/>
             </w:r>
             <w:r>
               <w:rPr>
                 <w:rFonts w:ascii="Avenir Next" w:hAnsi="Avenir Next" w:cs="Avenir Next" w:eastAsia="Avenir Next"/>
                 <w:color w:val="1A1A1A"/>
-                <w:sz w:val="18"/>
+                <w:sz w:val="22"/>
                 <w:szCs w:val="18"/>
               </w:rPr>
               <w:t xml:space="preserve">  m²</w:t>
@@ -2383,7 +2392,7 @@
               <w:drawing>
                 <wp:inline distT="0" distB="0" distL="0" distR="0">
                   <wp:extent cx="1920240" cy="1068520"/>
-                  <wp:docPr id="3" name="Figure 3"/>
+                  <wp:docPr id="3" name="Figure 3" descr="Trapezoid. Dims: top: 8 m; base: 14 m; height: 5 m."/>
                   <a:graphic xmlns:a="http://schemas.openxmlformats.org/drawingml/2006/main">
                     <a:graphicData uri="http://schemas.openxmlformats.org/drawingml/2006/picture">
                       <pic:pic xmlns:pic="http://schemas.openxmlformats.org/drawingml/2006/picture">
@@ -2435,44 +2444,44 @@
           <w:rFonts w:ascii="Avenir Next" w:hAnsi="Avenir Next" w:cs="Avenir Next" w:eastAsia="Avenir Next"/>
           <w:b/>
           <w:color w:val="1A1A1A"/>
+          <w:sz w:val="22"/>
+          <w:szCs w:val="20"/>
+        </w:rPr>
+        <w:t xml:space="preserve">2.</w:t>
+      </w:r>
+      <w:r>
+        <w:rPr>
+          <w:rFonts w:ascii="Avenir Next" w:hAnsi="Avenir Next" w:cs="Avenir Next" w:eastAsia="Avenir Next"/>
+          <w:color w:val="1A1A1A"/>
           <w:sz w:val="20"/>
           <w:szCs w:val="20"/>
         </w:rPr>
-        <w:t xml:space="preserve">2.</w:t>
-      </w:r>
-      <w:r>
-        <w:rPr>
-          <w:rFonts w:ascii="Avenir Next" w:hAnsi="Avenir Next" w:cs="Avenir Next" w:eastAsia="Avenir Next"/>
-          <w:color w:val="1A1A1A"/>
-          <w:sz w:val="20"/>
+        <w:tab/>
+      </w:r>
+      <w:r>
+        <w:rPr>
+          <w:rFonts w:ascii="Avenir Next" w:hAnsi="Avenir Next" w:cs="Avenir Next" w:eastAsia="Avenir Next"/>
+          <w:color w:val="1A1A1A"/>
+          <w:sz w:val="22"/>
           <w:szCs w:val="20"/>
         </w:rPr>
-        <w:tab/>
-      </w:r>
-      <w:r>
-        <w:rPr>
-          <w:rFonts w:ascii="Avenir Next" w:hAnsi="Avenir Next" w:cs="Avenir Next" w:eastAsia="Avenir Next"/>
-          <w:color w:val="1A1A1A"/>
-          <w:sz w:val="20"/>
+        <w:t xml:space="preserve">Find the area of each trapezoid with bases b1 and b2 and height </w:t>
+      </w:r>
+      <w:r>
+        <w:rPr>
+          <w:rFonts w:ascii="Avenir Next" w:hAnsi="Avenir Next" w:cs="Avenir Next" w:eastAsia="Avenir Next"/>
+          <w:i/>
+          <w:color w:val="1A1A1A"/>
+          <w:sz w:val="22"/>
           <w:szCs w:val="20"/>
         </w:rPr>
-        <w:t xml:space="preserve">Find the area of each trapezoid with bases b1 and b2 and height </w:t>
-      </w:r>
-      <w:r>
-        <w:rPr>
-          <w:rFonts w:ascii="Avenir Next" w:hAnsi="Avenir Next" w:cs="Avenir Next" w:eastAsia="Avenir Next"/>
-          <w:i/>
-          <w:color w:val="1A1A1A"/>
-          <w:sz w:val="20"/>
-          <w:szCs w:val="20"/>
-        </w:rPr>
         <w:t xml:space="preserve">h</w:t>
       </w:r>
       <w:r>
         <w:rPr>
           <w:rFonts w:ascii="Avenir Next" w:hAnsi="Avenir Next" w:cs="Avenir Next" w:eastAsia="Avenir Next"/>
           <w:color w:val="1A1A1A"/>
-          <w:sz w:val="20"/>
+          <w:sz w:val="22"/>
           <w:szCs w:val="20"/>
         </w:rPr>
         <w:t xml:space="preserve">.</w:t>
@@ -2527,10 +2536,28 @@
                 <w:rFonts w:ascii="Avenir Next" w:hAnsi="Avenir Next" w:cs="Avenir Next" w:eastAsia="Avenir Next"/>
                 <w:b/>
                 <w:color w:val="003A70"/>
+                <w:sz w:val="22"/>
+                <w:szCs w:val="20"/>
+              </w:rPr>
+              <w:t xml:space="preserve">a.</w:t>
+            </w:r>
+            <w:r>
+              <w:rPr>
+                <w:rFonts w:ascii="Avenir Next" w:hAnsi="Avenir Next" w:cs="Avenir Next" w:eastAsia="Avenir Next"/>
+                <w:color w:val="1A1A1A"/>
                 <w:sz w:val="20"/>
                 <w:szCs w:val="20"/>
               </w:rPr>
-              <w:t xml:space="preserve">a.</w:t>
+              <w:tab/>
+            </w:r>
+            <w:r>
+              <w:rPr>
+                <w:rFonts w:ascii="Avenir Next" w:hAnsi="Avenir Next" w:cs="Avenir Next" w:eastAsia="Avenir Next"/>
+                <w:color w:val="1A1A1A"/>
+                <w:sz w:val="22"/>
+                <w:szCs w:val="20"/>
+              </w:rPr>
+              <w:t xml:space="preserve">4 ft, 10 ft; h = 6 ft</w:t>
             </w:r>
             <w:r>
               <w:rPr>
@@ -2539,7 +2566,7 @@
                 <w:sz w:val="20"/>
                 <w:szCs w:val="20"/>
               </w:rPr>
-              <w:tab/>
+              <w:t xml:space="preserve">  </w:t>
             </w:r>
             <w:r>
               <w:rPr>
@@ -2547,24 +2574,6 @@
                 <w:color w:val="1A1A1A"/>
                 <w:sz w:val="20"/>
                 <w:szCs w:val="20"/>
-              </w:rPr>
-              <w:t xml:space="preserve">4 ft, 10 ft; h = 6 ft</w:t>
-            </w:r>
-            <w:r>
-              <w:rPr>
-                <w:rFonts w:ascii="Avenir Next" w:hAnsi="Avenir Next" w:cs="Avenir Next" w:eastAsia="Avenir Next"/>
-                <w:color w:val="1A1A1A"/>
-                <w:sz w:val="20"/>
-                <w:szCs w:val="20"/>
-              </w:rPr>
-              <w:t xml:space="preserve">  </w:t>
-            </w:r>
-            <w:r>
-              <w:rPr>
-                <w:rFonts w:ascii="Avenir Next" w:hAnsi="Avenir Next" w:cs="Avenir Next" w:eastAsia="Avenir Next"/>
-                <w:color w:val="1A1A1A"/>
-                <w:sz w:val="20"/>
-                <w:szCs w:val="20"/>
                 <w:u w:val="single"/>
               </w:rPr>
               <w:t xml:space="preserve">              </w:t>
@@ -2573,7 +2582,7 @@
               <w:rPr>
                 <w:rFonts w:ascii="Avenir Next" w:hAnsi="Avenir Next" w:cs="Avenir Next" w:eastAsia="Avenir Next"/>
                 <w:color w:val="1A1A1A"/>
-                <w:sz w:val="20"/>
+                <w:sz w:val="22"/>
                 <w:szCs w:val="20"/>
               </w:rPr>
               <w:t xml:space="preserve"> ft²</w:t>
@@ -2598,10 +2607,28 @@
                 <w:rFonts w:ascii="Avenir Next" w:hAnsi="Avenir Next" w:cs="Avenir Next" w:eastAsia="Avenir Next"/>
                 <w:b/>
                 <w:color w:val="003A70"/>
+                <w:sz w:val="22"/>
+                <w:szCs w:val="20"/>
+              </w:rPr>
+              <w:t xml:space="preserve">b.</w:t>
+            </w:r>
+            <w:r>
+              <w:rPr>
+                <w:rFonts w:ascii="Avenir Next" w:hAnsi="Avenir Next" w:cs="Avenir Next" w:eastAsia="Avenir Next"/>
+                <w:color w:val="1A1A1A"/>
                 <w:sz w:val="20"/>
                 <w:szCs w:val="20"/>
               </w:rPr>
-              <w:t xml:space="preserve">b.</w:t>
+              <w:tab/>
+            </w:r>
+            <w:r>
+              <w:rPr>
+                <w:rFonts w:ascii="Avenir Next" w:hAnsi="Avenir Next" w:cs="Avenir Next" w:eastAsia="Avenir Next"/>
+                <w:color w:val="1A1A1A"/>
+                <w:sz w:val="22"/>
+                <w:szCs w:val="20"/>
+              </w:rPr>
+              <w:t xml:space="preserve">5 in, 9 in; h = 8 in</w:t>
             </w:r>
             <w:r>
               <w:rPr>
@@ -2610,7 +2637,7 @@
                 <w:sz w:val="20"/>
                 <w:szCs w:val="20"/>
               </w:rPr>
-              <w:tab/>
+              <w:t xml:space="preserve">  </w:t>
             </w:r>
             <w:r>
               <w:rPr>
@@ -2618,24 +2645,6 @@
                 <w:color w:val="1A1A1A"/>
                 <w:sz w:val="20"/>
                 <w:szCs w:val="20"/>
-              </w:rPr>
-              <w:t xml:space="preserve">5 in, 9 in; h = 8 in</w:t>
-            </w:r>
-            <w:r>
-              <w:rPr>
-                <w:rFonts w:ascii="Avenir Next" w:hAnsi="Avenir Next" w:cs="Avenir Next" w:eastAsia="Avenir Next"/>
-                <w:color w:val="1A1A1A"/>
-                <w:sz w:val="20"/>
-                <w:szCs w:val="20"/>
-              </w:rPr>
-              <w:t xml:space="preserve">  </w:t>
-            </w:r>
-            <w:r>
-              <w:rPr>
-                <w:rFonts w:ascii="Avenir Next" w:hAnsi="Avenir Next" w:cs="Avenir Next" w:eastAsia="Avenir Next"/>
-                <w:color w:val="1A1A1A"/>
-                <w:sz w:val="20"/>
-                <w:szCs w:val="20"/>
                 <w:u w:val="single"/>
               </w:rPr>
               <w:t xml:space="preserve">              </w:t>
@@ -2644,7 +2653,7 @@
               <w:rPr>
                 <w:rFonts w:ascii="Avenir Next" w:hAnsi="Avenir Next" w:cs="Avenir Next" w:eastAsia="Avenir Next"/>
                 <w:color w:val="1A1A1A"/>
-                <w:sz w:val="20"/>
+                <w:sz w:val="22"/>
                 <w:szCs w:val="20"/>
               </w:rPr>
               <w:t xml:space="preserve"> in²</w:t>
@@ -2675,10 +2684,28 @@
                 <w:rFonts w:ascii="Avenir Next" w:hAnsi="Avenir Next" w:cs="Avenir Next" w:eastAsia="Avenir Next"/>
                 <w:b/>
                 <w:color w:val="003A70"/>
+                <w:sz w:val="22"/>
+                <w:szCs w:val="20"/>
+              </w:rPr>
+              <w:t xml:space="preserve">c.</w:t>
+            </w:r>
+            <w:r>
+              <w:rPr>
+                <w:rFonts w:ascii="Avenir Next" w:hAnsi="Avenir Next" w:cs="Avenir Next" w:eastAsia="Avenir Next"/>
+                <w:color w:val="1A1A1A"/>
                 <w:sz w:val="20"/>
                 <w:szCs w:val="20"/>
               </w:rPr>
-              <w:t xml:space="preserve">c.</w:t>
+              <w:tab/>
+            </w:r>
+            <w:r>
+              <w:rPr>
+                <w:rFonts w:ascii="Avenir Next" w:hAnsi="Avenir Next" w:cs="Avenir Next" w:eastAsia="Avenir Next"/>
+                <w:color w:val="1A1A1A"/>
+                <w:sz w:val="22"/>
+                <w:szCs w:val="20"/>
+              </w:rPr>
+              <w:t xml:space="preserve">6 m, 12 m; h = 3 m</w:t>
             </w:r>
             <w:r>
               <w:rPr>
@@ -2687,7 +2714,7 @@
                 <w:sz w:val="20"/>
                 <w:szCs w:val="20"/>
               </w:rPr>
-              <w:tab/>
+              <w:t xml:space="preserve">  </w:t>
             </w:r>
             <w:r>
               <w:rPr>
@@ -2695,24 +2722,6 @@
                 <w:color w:val="1A1A1A"/>
                 <w:sz w:val="20"/>
                 <w:szCs w:val="20"/>
-              </w:rPr>
-              <w:t xml:space="preserve">6 m, 12 m; h = 3 m</w:t>
-            </w:r>
-            <w:r>
-              <w:rPr>
-                <w:rFonts w:ascii="Avenir Next" w:hAnsi="Avenir Next" w:cs="Avenir Next" w:eastAsia="Avenir Next"/>
-                <w:color w:val="1A1A1A"/>
-                <w:sz w:val="20"/>
-                <w:szCs w:val="20"/>
-              </w:rPr>
-              <w:t xml:space="preserve">  </w:t>
-            </w:r>
-            <w:r>
-              <w:rPr>
-                <w:rFonts w:ascii="Avenir Next" w:hAnsi="Avenir Next" w:cs="Avenir Next" w:eastAsia="Avenir Next"/>
-                <w:color w:val="1A1A1A"/>
-                <w:sz w:val="20"/>
-                <w:szCs w:val="20"/>
                 <w:u w:val="single"/>
               </w:rPr>
               <w:t xml:space="preserve">              </w:t>
@@ -2721,7 +2730,7 @@
               <w:rPr>
                 <w:rFonts w:ascii="Avenir Next" w:hAnsi="Avenir Next" w:cs="Avenir Next" w:eastAsia="Avenir Next"/>
                 <w:color w:val="1A1A1A"/>
-                <w:sz w:val="20"/>
+                <w:sz w:val="22"/>
                 <w:szCs w:val="20"/>
               </w:rPr>
               <w:t xml:space="preserve"> m²</w:t>
@@ -2746,10 +2755,28 @@
                 <w:rFonts w:ascii="Avenir Next" w:hAnsi="Avenir Next" w:cs="Avenir Next" w:eastAsia="Avenir Next"/>
                 <w:b/>
                 <w:color w:val="003A70"/>
+                <w:sz w:val="22"/>
+                <w:szCs w:val="20"/>
+              </w:rPr>
+              <w:t xml:space="preserve">d.</w:t>
+            </w:r>
+            <w:r>
+              <w:rPr>
+                <w:rFonts w:ascii="Avenir Next" w:hAnsi="Avenir Next" w:cs="Avenir Next" w:eastAsia="Avenir Next"/>
+                <w:color w:val="1A1A1A"/>
                 <w:sz w:val="20"/>
                 <w:szCs w:val="20"/>
               </w:rPr>
-              <w:t xml:space="preserve">d.</w:t>
+              <w:tab/>
+            </w:r>
+            <w:r>
+              <w:rPr>
+                <w:rFonts w:ascii="Avenir Next" w:hAnsi="Avenir Next" w:cs="Avenir Next" w:eastAsia="Avenir Next"/>
+                <w:color w:val="1A1A1A"/>
+                <w:sz w:val="22"/>
+                <w:szCs w:val="20"/>
+              </w:rPr>
+              <w:t xml:space="preserve">3 cm, 7 cm; h = 9 cm</w:t>
             </w:r>
             <w:r>
               <w:rPr>
@@ -2758,7 +2785,7 @@
                 <w:sz w:val="20"/>
                 <w:szCs w:val="20"/>
               </w:rPr>
-              <w:tab/>
+              <w:t xml:space="preserve">  </w:t>
             </w:r>
             <w:r>
               <w:rPr>
@@ -2766,24 +2793,6 @@
                 <w:color w:val="1A1A1A"/>
                 <w:sz w:val="20"/>
                 <w:szCs w:val="20"/>
-              </w:rPr>
-              <w:t xml:space="preserve">3 cm, 7 cm; h = 9 cm</w:t>
-            </w:r>
-            <w:r>
-              <w:rPr>
-                <w:rFonts w:ascii="Avenir Next" w:hAnsi="Avenir Next" w:cs="Avenir Next" w:eastAsia="Avenir Next"/>
-                <w:color w:val="1A1A1A"/>
-                <w:sz w:val="20"/>
-                <w:szCs w:val="20"/>
-              </w:rPr>
-              <w:t xml:space="preserve">  </w:t>
-            </w:r>
-            <w:r>
-              <w:rPr>
-                <w:rFonts w:ascii="Avenir Next" w:hAnsi="Avenir Next" w:cs="Avenir Next" w:eastAsia="Avenir Next"/>
-                <w:color w:val="1A1A1A"/>
-                <w:sz w:val="20"/>
-                <w:szCs w:val="20"/>
                 <w:u w:val="single"/>
               </w:rPr>
               <w:t xml:space="preserve">              </w:t>
@@ -2792,7 +2801,7 @@
               <w:rPr>
                 <w:rFonts w:ascii="Avenir Next" w:hAnsi="Avenir Next" w:cs="Avenir Next" w:eastAsia="Avenir Next"/>
                 <w:color w:val="1A1A1A"/>
-                <w:sz w:val="20"/>
+                <w:sz w:val="22"/>
                 <w:szCs w:val="20"/>
               </w:rPr>
               <w:t xml:space="preserve"> cm²</w:t>
@@ -2820,35 +2829,35 @@
           <w:rFonts w:ascii="Avenir Next" w:hAnsi="Avenir Next" w:cs="Avenir Next" w:eastAsia="Avenir Next"/>
           <w:b/>
           <w:color w:val="1A1A1A"/>
+          <w:sz w:val="22"/>
+          <w:szCs w:val="20"/>
+        </w:rPr>
+        <w:t xml:space="preserve">3.</w:t>
+      </w:r>
+      <w:r>
+        <w:rPr>
+          <w:rFonts w:ascii="Avenir Next" w:hAnsi="Avenir Next" w:cs="Avenir Next" w:eastAsia="Avenir Next"/>
+          <w:color w:val="1A1A1A"/>
           <w:sz w:val="20"/>
           <w:szCs w:val="20"/>
         </w:rPr>
-        <w:t xml:space="preserve">3.</w:t>
-      </w:r>
-      <w:r>
-        <w:rPr>
-          <w:rFonts w:ascii="Avenir Next" w:hAnsi="Avenir Next" w:cs="Avenir Next" w:eastAsia="Avenir Next"/>
-          <w:color w:val="1A1A1A"/>
-          <w:sz w:val="20"/>
+        <w:tab/>
+      </w:r>
+      <w:r>
+        <w:rPr>
+          <w:rFonts w:ascii="Avenir Next" w:hAnsi="Avenir Next" w:cs="Avenir Next" w:eastAsia="Avenir Next"/>
+          <w:b/>
+          <w:color w:val="1A1A1A"/>
+          <w:sz w:val="22"/>
           <w:szCs w:val="20"/>
         </w:rPr>
-        <w:tab/>
-      </w:r>
-      <w:r>
-        <w:rPr>
-          <w:rFonts w:ascii="Avenir Next" w:hAnsi="Avenir Next" w:cs="Avenir Next" w:eastAsia="Avenir Next"/>
-          <w:b/>
-          <w:color w:val="1A1A1A"/>
-          <w:sz w:val="20"/>
-          <w:szCs w:val="20"/>
-        </w:rPr>
         <w:t xml:space="preserve">Garden Plot.  </w:t>
       </w:r>
       <w:r>
         <w:rPr>
           <w:rFonts w:ascii="Avenir Next" w:hAnsi="Avenir Next" w:cs="Avenir Next" w:eastAsia="Avenir Next"/>
           <w:color w:val="1A1A1A"/>
-          <w:sz w:val="20"/>
+          <w:sz w:val="22"/>
           <w:szCs w:val="20"/>
         </w:rPr>
         <w:t xml:space="preserve">A garden plot is a trapezoid with parallel sides of 16 ft and 24 ft and a height of 10 ft. One bag of mulch covers 25 ft². How many bags are needed?</w:t>
@@ -2867,25 +2876,25 @@
           <w:rFonts w:ascii="Avenir Next" w:hAnsi="Avenir Next" w:cs="Avenir Next" w:eastAsia="Avenir Next"/>
           <w:b/>
           <w:color w:val="1A1A1A"/>
+          <w:sz w:val="22"/>
+          <w:szCs w:val="18"/>
+        </w:rPr>
+        <w:t xml:space="preserve">Answer</w:t>
+      </w:r>
+      <w:r>
+        <w:rPr>
+          <w:rFonts w:ascii="Avenir Next" w:hAnsi="Avenir Next" w:cs="Avenir Next" w:eastAsia="Avenir Next"/>
+          <w:color w:val="1A1A1A"/>
           <w:sz w:val="18"/>
           <w:szCs w:val="18"/>
         </w:rPr>
-        <w:t xml:space="preserve">Answer</w:t>
-      </w:r>
-      <w:r>
-        <w:rPr>
-          <w:rFonts w:ascii="Avenir Next" w:hAnsi="Avenir Next" w:cs="Avenir Next" w:eastAsia="Avenir Next"/>
-          <w:color w:val="1A1A1A"/>
-          <w:sz w:val="18"/>
-          <w:szCs w:val="18"/>
-        </w:rPr>
         <w:tab/>
       </w:r>
       <w:r>
         <w:rPr>
           <w:rFonts w:ascii="Avenir Next" w:hAnsi="Avenir Next" w:cs="Avenir Next" w:eastAsia="Avenir Next"/>
           <w:color w:val="1A1A1A"/>
-          <w:sz w:val="18"/>
+          <w:sz w:val="22"/>
           <w:szCs w:val="18"/>
         </w:rPr>
         <w:t xml:space="preserve">  bags</w:t>
@@ -2949,18 +2958,18 @@
                 <w:rFonts w:ascii="Avenir Next" w:hAnsi="Avenir Next" w:cs="Avenir Next" w:eastAsia="Avenir Next"/>
                 <w:b/>
                 <w:color w:val="1A1A1A"/>
+                <w:sz w:val="22"/>
+                <w:szCs w:val="20"/>
+              </w:rPr>
+              <w:t xml:space="preserve">4.</w:t>
+            </w:r>
+            <w:r>
+              <w:rPr>
+                <w:rFonts w:ascii="Avenir Next" w:hAnsi="Avenir Next" w:cs="Avenir Next" w:eastAsia="Avenir Next"/>
+                <w:color w:val="1A1A1A"/>
                 <w:sz w:val="20"/>
                 <w:szCs w:val="20"/>
               </w:rPr>
-              <w:t xml:space="preserve">4.</w:t>
-            </w:r>
-            <w:r>
-              <w:rPr>
-                <w:rFonts w:ascii="Avenir Next" w:hAnsi="Avenir Next" w:cs="Avenir Next" w:eastAsia="Avenir Next"/>
-                <w:color w:val="1A1A1A"/>
-                <w:sz w:val="20"/>
-                <w:szCs w:val="20"/>
-              </w:rPr>
               <w:tab/>
             </w:r>
             <w:r>
@@ -2968,7 +2977,7 @@
                 <w:rFonts w:ascii="Avenir Next" w:hAnsi="Avenir Next" w:cs="Avenir Next" w:eastAsia="Avenir Next"/>
                 <w:b/>
                 <w:color w:val="1A1A1A"/>
-                <w:sz w:val="20"/>
+                <w:sz w:val="22"/>
                 <w:szCs w:val="20"/>
               </w:rPr>
               <w:t xml:space="preserve">Missing Base.  </w:t>
@@ -2977,7 +2986,7 @@
               <w:rPr>
                 <w:rFonts w:ascii="Avenir Next" w:hAnsi="Avenir Next" w:cs="Avenir Next" w:eastAsia="Avenir Next"/>
                 <w:color w:val="1A1A1A"/>
-                <w:sz w:val="20"/>
+                <w:sz w:val="22"/>
                 <w:szCs w:val="20"/>
               </w:rPr>
               <w:t xml:space="preserve">The area of the trapezoid is 60 in². Find the missing base </w:t>
@@ -2987,7 +2996,7 @@
                 <w:rFonts w:ascii="Avenir Next" w:hAnsi="Avenir Next" w:cs="Avenir Next" w:eastAsia="Avenir Next"/>
                 <w:i/>
                 <w:color w:val="1A1A1A"/>
-                <w:sz w:val="20"/>
+                <w:sz w:val="22"/>
                 <w:szCs w:val="20"/>
               </w:rPr>
               <w:t xml:space="preserve">b</w:t>
@@ -2996,7 +3005,7 @@
               <w:rPr>
                 <w:rFonts w:ascii="Avenir Next" w:hAnsi="Avenir Next" w:cs="Avenir Next" w:eastAsia="Avenir Next"/>
                 <w:color w:val="1A1A1A"/>
-                <w:sz w:val="20"/>
+                <w:sz w:val="22"/>
                 <w:szCs w:val="20"/>
               </w:rPr>
               <w:t xml:space="preserve">.</w:t>
@@ -3073,25 +3082,25 @@
                 <w:rFonts w:ascii="Avenir Next" w:hAnsi="Avenir Next" w:cs="Avenir Next" w:eastAsia="Avenir Next"/>
                 <w:b/>
                 <w:color w:val="1A1A1A"/>
+                <w:sz w:val="22"/>
+                <w:szCs w:val="18"/>
+              </w:rPr>
+              <w:t xml:space="preserve">Answer</w:t>
+            </w:r>
+            <w:r>
+              <w:rPr>
+                <w:rFonts w:ascii="Avenir Next" w:hAnsi="Avenir Next" w:cs="Avenir Next" w:eastAsia="Avenir Next"/>
+                <w:color w:val="1A1A1A"/>
                 <w:sz w:val="18"/>
                 <w:szCs w:val="18"/>
               </w:rPr>
-              <w:t xml:space="preserve">Answer</w:t>
-            </w:r>
-            <w:r>
-              <w:rPr>
-                <w:rFonts w:ascii="Avenir Next" w:hAnsi="Avenir Next" w:cs="Avenir Next" w:eastAsia="Avenir Next"/>
-                <w:color w:val="1A1A1A"/>
-                <w:sz w:val="18"/>
-                <w:szCs w:val="18"/>
-              </w:rPr>
               <w:tab/>
             </w:r>
             <w:r>
               <w:rPr>
                 <w:rFonts w:ascii="Avenir Next" w:hAnsi="Avenir Next" w:cs="Avenir Next" w:eastAsia="Avenir Next"/>
                 <w:color w:val="1A1A1A"/>
-                <w:sz w:val="18"/>
+                <w:sz w:val="22"/>
                 <w:szCs w:val="18"/>
               </w:rPr>
               <w:t xml:space="preserve">  in</w:t>
@@ -3115,7 +3124,7 @@
               <w:drawing>
                 <wp:inline distT="0" distB="0" distL="0" distR="0">
                   <wp:extent cx="1920240" cy="1068520"/>
-                  <wp:docPr id="4" name="Figure 4"/>
+                  <wp:docPr id="4" name="Figure 4" descr="Trapezoid. Dims: top: 8 in; base: b; height: 6 in."/>
                   <a:graphic xmlns:a="http://schemas.openxmlformats.org/drawingml/2006/main">
                     <a:graphicData uri="http://schemas.openxmlformats.org/drawingml/2006/picture">
                       <pic:pic xmlns:pic="http://schemas.openxmlformats.org/drawingml/2006/picture">
@@ -3155,6 +3164,7 @@
     </w:p>
     <w:p>
       <w:pPr>
+        <w:pStyle w:val="Heading2"/>
         <w:keepNext/>
         <w:pBdr>
           <w:bottom w:val="single" w:sz="8" w:space="3" w:color="003A70"/>
@@ -3170,7 +3180,7 @@
           <w:b/>
           <w:color w:val="003A70"/>
           <w:spacing w:val="14"/>
-          <w:sz w:val="19"/>
+          <w:sz w:val="22"/>
           <w:szCs w:val="19"/>
         </w:rPr>
         <w:t xml:space="preserve">TEST PRACTICE</w:t>
@@ -3189,7 +3199,7 @@
           <w:rFonts w:ascii="Avenir Next" w:hAnsi="Avenir Next" w:cs="Avenir Next" w:eastAsia="Avenir Next"/>
           <w:i/>
           <w:color w:val="5A5F66"/>
-          <w:sz w:val="17"/>
+          <w:sz w:val="22"/>
           <w:szCs w:val="17"/>
         </w:rPr>
         <w:t xml:space="preserve">choose the best answer</w:t>
@@ -3209,25 +3219,25 @@
           <w:rFonts w:ascii="Avenir Next" w:hAnsi="Avenir Next" w:cs="Avenir Next" w:eastAsia="Avenir Next"/>
           <w:b/>
           <w:color w:val="1A1A1A"/>
+          <w:sz w:val="22"/>
+          <w:szCs w:val="20"/>
+        </w:rPr>
+        <w:t xml:space="preserve">5.</w:t>
+      </w:r>
+      <w:r>
+        <w:rPr>
+          <w:rFonts w:ascii="Avenir Next" w:hAnsi="Avenir Next" w:cs="Avenir Next" w:eastAsia="Avenir Next"/>
+          <w:color w:val="1A1A1A"/>
           <w:sz w:val="20"/>
           <w:szCs w:val="20"/>
         </w:rPr>
-        <w:t xml:space="preserve">5.</w:t>
-      </w:r>
-      <w:r>
-        <w:rPr>
-          <w:rFonts w:ascii="Avenir Next" w:hAnsi="Avenir Next" w:cs="Avenir Next" w:eastAsia="Avenir Next"/>
-          <w:color w:val="1A1A1A"/>
-          <w:sz w:val="20"/>
-          <w:szCs w:val="20"/>
-        </w:rPr>
         <w:tab/>
       </w:r>
       <w:r>
         <w:rPr>
           <w:rFonts w:ascii="Avenir Next" w:hAnsi="Avenir Next" w:cs="Avenir Next" w:eastAsia="Avenir Next"/>
           <w:color w:val="1A1A1A"/>
-          <w:sz w:val="20"/>
+          <w:sz w:val="22"/>
           <w:szCs w:val="20"/>
         </w:rPr>
         <w:t xml:space="preserve">A trapezoid has parallel sides of 6 cm and 10 cm and a height of 5 cm. What is its area?</w:t>
@@ -3283,25 +3293,25 @@
                 <w:rFonts w:ascii="Avenir Next" w:hAnsi="Avenir Next" w:cs="Avenir Next" w:eastAsia="Avenir Next"/>
                 <w:b/>
                 <w:color w:val="003A70"/>
+                <w:sz w:val="22"/>
+                <w:szCs w:val="19"/>
+              </w:rPr>
+              <w:t xml:space="preserve">A</w:t>
+            </w:r>
+            <w:r>
+              <w:rPr>
+                <w:rFonts w:ascii="Avenir Next" w:hAnsi="Avenir Next" w:cs="Avenir Next" w:eastAsia="Avenir Next"/>
+                <w:color w:val="1A1A1A"/>
                 <w:sz w:val="19"/>
                 <w:szCs w:val="19"/>
               </w:rPr>
-              <w:t xml:space="preserve">A</w:t>
-            </w:r>
-            <w:r>
-              <w:rPr>
-                <w:rFonts w:ascii="Avenir Next" w:hAnsi="Avenir Next" w:cs="Avenir Next" w:eastAsia="Avenir Next"/>
-                <w:color w:val="1A1A1A"/>
-                <w:sz w:val="19"/>
-                <w:szCs w:val="19"/>
-              </w:rPr>
               <w:tab/>
             </w:r>
             <w:r>
               <w:rPr>
                 <w:rFonts w:ascii="Avenir Next" w:hAnsi="Avenir Next" w:cs="Avenir Next" w:eastAsia="Avenir Next"/>
                 <w:color w:val="1A1A1A"/>
-                <w:sz w:val="19"/>
+                <w:sz w:val="22"/>
                 <w:szCs w:val="19"/>
               </w:rPr>
               <w:t xml:space="preserve">21 cm²</w:t>
@@ -3326,25 +3336,25 @@
                 <w:rFonts w:ascii="Avenir Next" w:hAnsi="Avenir Next" w:cs="Avenir Next" w:eastAsia="Avenir Next"/>
                 <w:b/>
                 <w:color w:val="003A70"/>
+                <w:sz w:val="22"/>
+                <w:szCs w:val="19"/>
+              </w:rPr>
+              <w:t xml:space="preserve">B</w:t>
+            </w:r>
+            <w:r>
+              <w:rPr>
+                <w:rFonts w:ascii="Avenir Next" w:hAnsi="Avenir Next" w:cs="Avenir Next" w:eastAsia="Avenir Next"/>
+                <w:color w:val="1A1A1A"/>
                 <w:sz w:val="19"/>
                 <w:szCs w:val="19"/>
               </w:rPr>
-              <w:t xml:space="preserve">B</w:t>
-            </w:r>
-            <w:r>
-              <w:rPr>
-                <w:rFonts w:ascii="Avenir Next" w:hAnsi="Avenir Next" w:cs="Avenir Next" w:eastAsia="Avenir Next"/>
-                <w:color w:val="1A1A1A"/>
-                <w:sz w:val="19"/>
-                <w:szCs w:val="19"/>
-              </w:rPr>
               <w:tab/>
             </w:r>
             <w:r>
               <w:rPr>
                 <w:rFonts w:ascii="Avenir Next" w:hAnsi="Avenir Next" w:cs="Avenir Next" w:eastAsia="Avenir Next"/>
                 <w:color w:val="1A1A1A"/>
-                <w:sz w:val="19"/>
+                <w:sz w:val="22"/>
                 <w:szCs w:val="19"/>
               </w:rPr>
               <w:t xml:space="preserve">40 cm²</w:t>
@@ -3369,25 +3379,25 @@
                 <w:rFonts w:ascii="Avenir Next" w:hAnsi="Avenir Next" w:cs="Avenir Next" w:eastAsia="Avenir Next"/>
                 <w:b/>
                 <w:color w:val="003A70"/>
+                <w:sz w:val="22"/>
+                <w:szCs w:val="19"/>
+              </w:rPr>
+              <w:t xml:space="preserve">C</w:t>
+            </w:r>
+            <w:r>
+              <w:rPr>
+                <w:rFonts w:ascii="Avenir Next" w:hAnsi="Avenir Next" w:cs="Avenir Next" w:eastAsia="Avenir Next"/>
+                <w:color w:val="1A1A1A"/>
                 <w:sz w:val="19"/>
                 <w:szCs w:val="19"/>
               </w:rPr>
-              <w:t xml:space="preserve">C</w:t>
-            </w:r>
-            <w:r>
-              <w:rPr>
-                <w:rFonts w:ascii="Avenir Next" w:hAnsi="Avenir Next" w:cs="Avenir Next" w:eastAsia="Avenir Next"/>
-                <w:color w:val="1A1A1A"/>
-                <w:sz w:val="19"/>
-                <w:szCs w:val="19"/>
-              </w:rPr>
               <w:tab/>
             </w:r>
             <w:r>
               <w:rPr>
                 <w:rFonts w:ascii="Avenir Next" w:hAnsi="Avenir Next" w:cs="Avenir Next" w:eastAsia="Avenir Next"/>
                 <w:color w:val="1A1A1A"/>
-                <w:sz w:val="19"/>
+                <w:sz w:val="22"/>
                 <w:szCs w:val="19"/>
               </w:rPr>
               <w:t xml:space="preserve">80 cm²</w:t>
@@ -3412,25 +3422,25 @@
                 <w:rFonts w:ascii="Avenir Next" w:hAnsi="Avenir Next" w:cs="Avenir Next" w:eastAsia="Avenir Next"/>
                 <w:b/>
                 <w:color w:val="003A70"/>
+                <w:sz w:val="22"/>
+                <w:szCs w:val="19"/>
+              </w:rPr>
+              <w:t xml:space="preserve">D</w:t>
+            </w:r>
+            <w:r>
+              <w:rPr>
+                <w:rFonts w:ascii="Avenir Next" w:hAnsi="Avenir Next" w:cs="Avenir Next" w:eastAsia="Avenir Next"/>
+                <w:color w:val="1A1A1A"/>
                 <w:sz w:val="19"/>
                 <w:szCs w:val="19"/>
               </w:rPr>
-              <w:t xml:space="preserve">D</w:t>
-            </w:r>
-            <w:r>
-              <w:rPr>
-                <w:rFonts w:ascii="Avenir Next" w:hAnsi="Avenir Next" w:cs="Avenir Next" w:eastAsia="Avenir Next"/>
-                <w:color w:val="1A1A1A"/>
-                <w:sz w:val="19"/>
-                <w:szCs w:val="19"/>
-              </w:rPr>
               <w:tab/>
             </w:r>
             <w:r>
               <w:rPr>
                 <w:rFonts w:ascii="Avenir Next" w:hAnsi="Avenir Next" w:cs="Avenir Next" w:eastAsia="Avenir Next"/>
                 <w:color w:val="1A1A1A"/>
-                <w:sz w:val="19"/>
+                <w:sz w:val="22"/>
                 <w:szCs w:val="19"/>
               </w:rPr>
               <w:t xml:space="preserve">300 cm²</w:t>
@@ -3458,25 +3468,25 @@
           <w:rFonts w:ascii="Avenir Next" w:hAnsi="Avenir Next" w:cs="Avenir Next" w:eastAsia="Avenir Next"/>
           <w:b/>
           <w:color w:val="1A1A1A"/>
+          <w:sz w:val="22"/>
+          <w:szCs w:val="20"/>
+        </w:rPr>
+        <w:t xml:space="preserve">6.</w:t>
+      </w:r>
+      <w:r>
+        <w:rPr>
+          <w:rFonts w:ascii="Avenir Next" w:hAnsi="Avenir Next" w:cs="Avenir Next" w:eastAsia="Avenir Next"/>
+          <w:color w:val="1A1A1A"/>
           <w:sz w:val="20"/>
           <w:szCs w:val="20"/>
         </w:rPr>
-        <w:t xml:space="preserve">6.</w:t>
-      </w:r>
-      <w:r>
-        <w:rPr>
-          <w:rFonts w:ascii="Avenir Next" w:hAnsi="Avenir Next" w:cs="Avenir Next" w:eastAsia="Avenir Next"/>
-          <w:color w:val="1A1A1A"/>
-          <w:sz w:val="20"/>
-          <w:szCs w:val="20"/>
-        </w:rPr>
         <w:tab/>
       </w:r>
       <w:r>
         <w:rPr>
           <w:rFonts w:ascii="Avenir Next" w:hAnsi="Avenir Next" w:cs="Avenir Next" w:eastAsia="Avenir Next"/>
           <w:color w:val="1A1A1A"/>
-          <w:sz w:val="20"/>
+          <w:sz w:val="22"/>
           <w:szCs w:val="20"/>
         </w:rPr>
         <w:t xml:space="preserve">Which expression finds the area of a trapezoid with bases 3 m and 9 m and height 4 m?</w:t>
@@ -3532,25 +3542,25 @@
                 <w:rFonts w:ascii="Avenir Next" w:hAnsi="Avenir Next" w:cs="Avenir Next" w:eastAsia="Avenir Next"/>
                 <w:b/>
                 <w:color w:val="003A70"/>
+                <w:sz w:val="22"/>
+                <w:szCs w:val="19"/>
+              </w:rPr>
+              <w:t xml:space="preserve">A</w:t>
+            </w:r>
+            <w:r>
+              <w:rPr>
+                <w:rFonts w:ascii="Avenir Next" w:hAnsi="Avenir Next" w:cs="Avenir Next" w:eastAsia="Avenir Next"/>
+                <w:color w:val="1A1A1A"/>
                 <w:sz w:val="19"/>
                 <w:szCs w:val="19"/>
               </w:rPr>
-              <w:t xml:space="preserve">A</w:t>
-            </w:r>
-            <w:r>
-              <w:rPr>
-                <w:rFonts w:ascii="Avenir Next" w:hAnsi="Avenir Next" w:cs="Avenir Next" w:eastAsia="Avenir Next"/>
-                <w:color w:val="1A1A1A"/>
-                <w:sz w:val="19"/>
-                <w:szCs w:val="19"/>
-              </w:rPr>
               <w:tab/>
             </w:r>
             <w:r>
               <w:rPr>
                 <w:rFonts w:ascii="Avenir Next" w:hAnsi="Avenir Next" w:cs="Avenir Next" w:eastAsia="Avenir Next"/>
                 <w:color w:val="1A1A1A"/>
-                <w:sz w:val="19"/>
+                <w:sz w:val="22"/>
                 <w:szCs w:val="19"/>
               </w:rPr>
               <w:t xml:space="preserve">½ × 3 × 9 × 4</w:t>
@@ -3575,25 +3585,25 @@
                 <w:rFonts w:ascii="Avenir Next" w:hAnsi="Avenir Next" w:cs="Avenir Next" w:eastAsia="Avenir Next"/>
                 <w:b/>
                 <w:color w:val="003A70"/>
+                <w:sz w:val="22"/>
+                <w:szCs w:val="19"/>
+              </w:rPr>
+              <w:t xml:space="preserve">B</w:t>
+            </w:r>
+            <w:r>
+              <w:rPr>
+                <w:rFonts w:ascii="Avenir Next" w:hAnsi="Avenir Next" w:cs="Avenir Next" w:eastAsia="Avenir Next"/>
+                <w:color w:val="1A1A1A"/>
                 <w:sz w:val="19"/>
                 <w:szCs w:val="19"/>
               </w:rPr>
-              <w:t xml:space="preserve">B</w:t>
-            </w:r>
-            <w:r>
-              <w:rPr>
-                <w:rFonts w:ascii="Avenir Next" w:hAnsi="Avenir Next" w:cs="Avenir Next" w:eastAsia="Avenir Next"/>
-                <w:color w:val="1A1A1A"/>
-                <w:sz w:val="19"/>
-                <w:szCs w:val="19"/>
-              </w:rPr>
               <w:tab/>
             </w:r>
             <w:r>
               <w:rPr>
                 <w:rFonts w:ascii="Avenir Next" w:hAnsi="Avenir Next" w:cs="Avenir Next" w:eastAsia="Avenir Next"/>
                 <w:color w:val="1A1A1A"/>
-                <w:sz w:val="19"/>
+                <w:sz w:val="22"/>
                 <w:szCs w:val="19"/>
               </w:rPr>
               <w:t xml:space="preserve">(3 + 9) × 4</w:t>
@@ -3618,25 +3628,25 @@
                 <w:rFonts w:ascii="Avenir Next" w:hAnsi="Avenir Next" w:cs="Avenir Next" w:eastAsia="Avenir Next"/>
                 <w:b/>
                 <w:color w:val="003A70"/>
+                <w:sz w:val="22"/>
+                <w:szCs w:val="19"/>
+              </w:rPr>
+              <w:t xml:space="preserve">C</w:t>
+            </w:r>
+            <w:r>
+              <w:rPr>
+                <w:rFonts w:ascii="Avenir Next" w:hAnsi="Avenir Next" w:cs="Avenir Next" w:eastAsia="Avenir Next"/>
+                <w:color w:val="1A1A1A"/>
                 <w:sz w:val="19"/>
                 <w:szCs w:val="19"/>
               </w:rPr>
-              <w:t xml:space="preserve">C</w:t>
-            </w:r>
-            <w:r>
-              <w:rPr>
-                <w:rFonts w:ascii="Avenir Next" w:hAnsi="Avenir Next" w:cs="Avenir Next" w:eastAsia="Avenir Next"/>
-                <w:color w:val="1A1A1A"/>
-                <w:sz w:val="19"/>
-                <w:szCs w:val="19"/>
-              </w:rPr>
               <w:tab/>
             </w:r>
             <w:r>
               <w:rPr>
                 <w:rFonts w:ascii="Avenir Next" w:hAnsi="Avenir Next" w:cs="Avenir Next" w:eastAsia="Avenir Next"/>
                 <w:color w:val="1A1A1A"/>
-                <w:sz w:val="19"/>
+                <w:sz w:val="22"/>
                 <w:szCs w:val="19"/>
               </w:rPr>
               <w:t xml:space="preserve">½ × (3 + 9) × 4</w:t>
@@ -3661,25 +3671,25 @@
                 <w:rFonts w:ascii="Avenir Next" w:hAnsi="Avenir Next" w:cs="Avenir Next" w:eastAsia="Avenir Next"/>
                 <w:b/>
                 <w:color w:val="003A70"/>
+                <w:sz w:val="22"/>
+                <w:szCs w:val="19"/>
+              </w:rPr>
+              <w:t xml:space="preserve">D</w:t>
+            </w:r>
+            <w:r>
+              <w:rPr>
+                <w:rFonts w:ascii="Avenir Next" w:hAnsi="Avenir Next" w:cs="Avenir Next" w:eastAsia="Avenir Next"/>
+                <w:color w:val="1A1A1A"/>
                 <w:sz w:val="19"/>
                 <w:szCs w:val="19"/>
               </w:rPr>
-              <w:t xml:space="preserve">D</w:t>
-            </w:r>
-            <w:r>
-              <w:rPr>
-                <w:rFonts w:ascii="Avenir Next" w:hAnsi="Avenir Next" w:cs="Avenir Next" w:eastAsia="Avenir Next"/>
-                <w:color w:val="1A1A1A"/>
-                <w:sz w:val="19"/>
-                <w:szCs w:val="19"/>
-              </w:rPr>
               <w:tab/>
             </w:r>
             <w:r>
               <w:rPr>
                 <w:rFonts w:ascii="Avenir Next" w:hAnsi="Avenir Next" w:cs="Avenir Next" w:eastAsia="Avenir Next"/>
                 <w:color w:val="1A1A1A"/>
-                <w:sz w:val="19"/>
+                <w:sz w:val="22"/>
                 <w:szCs w:val="19"/>
               </w:rPr>
               <w:t xml:space="preserve">½ × 3 + 9 × 4</w:t>
@@ -3737,6 +3747,7 @@
           </w:tcPr>
           <w:p>
             <w:pPr>
+              <w:pStyle w:val="Heading2"/>
               <w:spacing w:before="0" w:after="0" w:line="240" w:lineRule="auto"/>
             </w:pPr>
             <w:r>
@@ -3774,7 +3785,7 @@
               <w:rPr>
                 <w:rFonts w:ascii="Avenir Next" w:hAnsi="Avenir Next" w:cs="Avenir Next" w:eastAsia="Avenir Next"/>
                 <w:color w:val="1A1A1A"/>
-                <w:sz w:val="17"/>
+                <w:sz w:val="22"/>
                 <w:szCs w:val="17"/>
               </w:rPr>
               <w:t xml:space="preserve">  I can do this on my own</w:t>
@@ -3803,7 +3814,7 @@
               <w:rPr>
                 <w:rFonts w:ascii="Avenir Next" w:hAnsi="Avenir Next" w:cs="Avenir Next" w:eastAsia="Avenir Next"/>
                 <w:color w:val="1A1A1A"/>
-                <w:sz w:val="17"/>
+                <w:sz w:val="22"/>
                 <w:szCs w:val="17"/>
               </w:rPr>
               <w:t xml:space="preserve">  I need a little help</w:t>
@@ -3832,7 +3843,7 @@
               <w:rPr>
                 <w:rFonts w:ascii="Avenir Next" w:hAnsi="Avenir Next" w:cs="Avenir Next" w:eastAsia="Avenir Next"/>
                 <w:color w:val="1A1A1A"/>
-                <w:sz w:val="17"/>
+                <w:sz w:val="22"/>
                 <w:szCs w:val="17"/>
               </w:rPr>
               <w:t xml:space="preserve">  I have a question about #</w:t>
@@ -3870,7 +3881,7 @@
         <w:rPr>
           <w:rFonts w:ascii="Avenir Next" w:hAnsi="Avenir Next" w:cs="Avenir Next" w:eastAsia="Avenir Next"/>
           <w:color w:val="5A5F66"/>
-          <w:sz w:val="17"/>
+          <w:sz w:val="22"/>
           <w:szCs w:val="17"/>
         </w:rPr>
         <w:t xml:space="preserve">Measure a trapezoid shape at home, like the side of a bag. Estimate its area with the formula.</w:t>
@@ -3964,7 +3975,106 @@
               <w:sz w:val="15"/>
               <w:szCs w:val="15"/>
             </w:rPr>
-            <w:t xml:space="preserve">Lesson 5-3  ·  Homework Packet</w:t>
+            <w:t xml:space="preserve">5-3 · Page </w:t>
+          </w:r>
+          <w:r>
+            <w:rPr>
+              <w:rFonts w:ascii="Avenir Next" w:hAnsi="Avenir Next" w:cs="Avenir Next" w:eastAsia="Avenir Next"/>
+              <w:color w:val="5A5F66"/>
+              <w:sz w:val="15"/>
+              <w:szCs w:val="15"/>
+            </w:rPr>
+            <w:fldChar w:fldCharType="begin"/>
+          </w:r>
+          <w:r>
+            <w:rPr>
+              <w:rFonts w:ascii="Avenir Next" w:hAnsi="Avenir Next" w:cs="Avenir Next" w:eastAsia="Avenir Next"/>
+              <w:color w:val="5A5F66"/>
+              <w:sz w:val="15"/>
+              <w:szCs w:val="15"/>
+            </w:rPr>
+            <w:instrText xml:space="preserve"> PAGE </w:instrText>
+          </w:r>
+          <w:r>
+            <w:rPr>
+              <w:rFonts w:ascii="Avenir Next" w:hAnsi="Avenir Next" w:cs="Avenir Next" w:eastAsia="Avenir Next"/>
+              <w:color w:val="5A5F66"/>
+              <w:sz w:val="15"/>
+              <w:szCs w:val="15"/>
+            </w:rPr>
+            <w:fldChar w:fldCharType="separate"/>
+          </w:r>
+          <w:r>
+            <w:rPr>
+              <w:rFonts w:ascii="Avenir Next" w:hAnsi="Avenir Next" w:cs="Avenir Next" w:eastAsia="Avenir Next"/>
+              <w:color w:val="5A5F66"/>
+              <w:sz w:val="15"/>
+              <w:szCs w:val="15"/>
+            </w:rPr>
+            <w:t xml:space="preserve">1</w:t>
+          </w:r>
+          <w:r>
+            <w:rPr>
+              <w:rFonts w:ascii="Avenir Next" w:hAnsi="Avenir Next" w:cs="Avenir Next" w:eastAsia="Avenir Next"/>
+              <w:color w:val="5A5F66"/>
+              <w:sz w:val="15"/>
+              <w:szCs w:val="15"/>
+            </w:rPr>
+            <w:fldChar w:fldCharType="end"/>
+          </w:r>
+          <w:r>
+            <w:rPr>
+              <w:rFonts w:ascii="Avenir Next" w:hAnsi="Avenir Next" w:cs="Avenir Next" w:eastAsia="Avenir Next"/>
+              <w:color w:val="5A5F66"/>
+              <w:sz w:val="15"/>
+              <w:szCs w:val="15"/>
+            </w:rPr>
+            <w:t xml:space="preserve"> of </w:t>
+          </w:r>
+          <w:r>
+            <w:rPr>
+              <w:rFonts w:ascii="Avenir Next" w:hAnsi="Avenir Next" w:cs="Avenir Next" w:eastAsia="Avenir Next"/>
+              <w:color w:val="5A5F66"/>
+              <w:sz w:val="15"/>
+              <w:szCs w:val="15"/>
+            </w:rPr>
+            <w:fldChar w:fldCharType="begin"/>
+          </w:r>
+          <w:r>
+            <w:rPr>
+              <w:rFonts w:ascii="Avenir Next" w:hAnsi="Avenir Next" w:cs="Avenir Next" w:eastAsia="Avenir Next"/>
+              <w:color w:val="5A5F66"/>
+              <w:sz w:val="15"/>
+              <w:szCs w:val="15"/>
+            </w:rPr>
+            <w:instrText xml:space="preserve"> NUMPAGES </w:instrText>
+          </w:r>
+          <w:r>
+            <w:rPr>
+              <w:rFonts w:ascii="Avenir Next" w:hAnsi="Avenir Next" w:cs="Avenir Next" w:eastAsia="Avenir Next"/>
+              <w:color w:val="5A5F66"/>
+              <w:sz w:val="15"/>
+              <w:szCs w:val="15"/>
+            </w:rPr>
+            <w:fldChar w:fldCharType="separate"/>
+          </w:r>
+          <w:r>
+            <w:rPr>
+              <w:rFonts w:ascii="Avenir Next" w:hAnsi="Avenir Next" w:cs="Avenir Next" w:eastAsia="Avenir Next"/>
+              <w:color w:val="5A5F66"/>
+              <w:sz w:val="15"/>
+              <w:szCs w:val="15"/>
+            </w:rPr>
+            <w:t xml:space="preserve">1</w:t>
+          </w:r>
+          <w:r>
+            <w:rPr>
+              <w:rFonts w:ascii="Avenir Next" w:hAnsi="Avenir Next" w:cs="Avenir Next" w:eastAsia="Avenir Next"/>
+              <w:color w:val="5A5F66"/>
+              <w:sz w:val="15"/>
+              <w:szCs w:val="15"/>
+            </w:rPr>
+            <w:fldChar w:fldCharType="end"/>
           </w:r>
         </w:p>
       </w:tc>
@@ -4007,5 +4117,23 @@
       </w:tblCellMar>
     </w:tblPr>
   </w:style>
+  <w:style w:type="paragraph" w:styleId="Heading1">
+    <w:name w:val="heading 1"/>
+    <w:basedOn w:val="Normal"/>
+    <w:pPr>
+      <w:outlineLvl w:val="0"/>
+      <w:keepNext w:val="0"/>
+      <w:keepLines w:val="0"/>
+    </w:pPr>
+  </w:style>
+  <w:style w:type="paragraph" w:styleId="Heading2">
+    <w:name w:val="heading 2"/>
+    <w:basedOn w:val="Normal"/>
+    <w:pPr>
+      <w:outlineLvl w:val="1"/>
+      <w:keepNext w:val="0"/>
+      <w:keepLines w:val="0"/>
+    </w:pPr>
+  </w:style>
 </w:styles>
 </file>